--- a/out/Lesson 3 - Nominalisation (Teacher's).docx
+++ b/out/Lesson 3 - Nominalisation (Teacher's).docx
@@ -82,7 +82,7 @@
           <w:sz w:val="22"/>
           <w:szCs w:val="22"/>
         </w:rPr>
-        <w:t xml:space="preserve">Each sentence contains TWO errors. Proofread the sentences.</w:t>
+        <w:t xml:space="preserve">Each sentence contains TWO errors: one in an inversion structure and one in a relative clause. Proofread the sentences.</w:t>
       </w:r>
     </w:p>
     <w:tbl>
@@ -107,7 +107,7 @@
                 <w:sz w:val="22"/>
                 <w:szCs w:val="22"/>
               </w:rPr>
-              <w:t xml:space="preserve">The students which share their notes online usually performs well in group projects.</w:t>
+              <w:t xml:space="preserve">Not only social media connects people instantly, but it also spreads stories which is often false.</w:t>
             </w:r>
           </w:p>
         </w:tc>
@@ -125,7 +125,7 @@
                 <w:sz w:val="22"/>
                 <w:szCs w:val="22"/>
               </w:rPr>
-              <w:t xml:space="preserve">There are dozens of study apps, all of them is designed to keep users engaged.</w:t>
+              <w:t xml:space="preserve">Rarely teenagers check the sources of the news they read online, which make them easy to fool.</w:t>
             </w:r>
           </w:p>
         </w:tc>
@@ -143,7 +143,7 @@
                 <w:sz w:val="22"/>
                 <w:szCs w:val="22"/>
               </w:rPr>
-              <w:t xml:space="preserve">Many employees check work messages at night, that disturb their sleep.</w:t>
+              <w:t xml:space="preserve">Only by setting clear screen-time rules parents can help their children, who often spends hours gaming.</w:t>
             </w:r>
           </w:p>
         </w:tc>
@@ -161,7 +161,7 @@
                 <w:sz w:val="22"/>
                 <w:szCs w:val="22"/>
               </w:rPr>
-              <w:t xml:space="preserve">Not only video games provide entertainment, but they also helps players develop problem-solving skills.</w:t>
+              <w:t xml:space="preserve">Never the school has considered banning phones in class, which is used by nearly every student.</w:t>
             </w:r>
           </w:p>
         </w:tc>
@@ -179,25 +179,7 @@
                 <w:sz w:val="22"/>
                 <w:szCs w:val="22"/>
               </w:rPr>
-              <w:t xml:space="preserve">Rarely teenagers question the accuracy of online news, which make them easy to fool.</w:t>
-            </w:r>
-          </w:p>
-        </w:tc>
-      </w:tr>
-      <w:tr>
-        <w:tc>
-          <w:tcPr>
-            <w:tcW w:w="9350" w:type="dxa"/>
-          </w:tcPr>
-          <w:p>
-            <w:pPr/>
-            <w:r>
-              <w:rPr>
-                <w:rFonts w:ascii="Times New Roman" w:hAnsi="Times New Roman" w:cs="Times New Roman"/>
-                <w:sz w:val="22"/>
-                <w:szCs w:val="22"/>
-              </w:rPr>
-              <w:t xml:space="preserve">The increasing of online scams have made people more cautious about sharing their data.</w:t>
+              <w:t xml:space="preserve">Seldom students will question the news which they read it on social media.</w:t>
             </w:r>
           </w:p>
         </w:tc>
@@ -309,7 +291,7 @@
                 <w:sz w:val="22"/>
                 <w:szCs w:val="22"/>
               </w:rPr>
-              <w:t xml:space="preserve">The students who share their notes online usually perform well in group projects. (which → who — people; performs → perform.)</w:t>
+              <w:t xml:space="preserve">Not only does social media connect people instantly, but it also spreads stories which are often false. (Add do before the subject; is → are — ‘which’ refers to stories.)</w:t>
             </w:r>
           </w:p>
         </w:tc>
@@ -345,7 +327,7 @@
                 <w:sz w:val="22"/>
                 <w:szCs w:val="22"/>
               </w:rPr>
-              <w:t xml:space="preserve">There are dozens of study apps, all of which are designed to keep users engaged. (them → which; is → are.)</w:t>
+              <w:t xml:space="preserve">Rarely do teenagers check the sources of the news they read online, which makes them easy to fool. (Add do before the subject; make → makes — the clause refers to the whole activity of checking sources.)</w:t>
             </w:r>
           </w:p>
         </w:tc>
@@ -381,7 +363,7 @@
                 <w:sz w:val="22"/>
                 <w:szCs w:val="22"/>
               </w:rPr>
-              <w:t xml:space="preserve">Many employees check work messages at night, which disturbs their sleep. (that → which — connective clause; disturb → disturbs — the clause refers to the whole activity of checking messages.)</w:t>
+              <w:t xml:space="preserve">Only by setting clear screen-time rules can parents help their children, who often spend hours gaming. (Move can before parents — ‘Only by’ inverts subject and auxiliary; spends → spend — ‘who’ refers to children.)</w:t>
             </w:r>
           </w:p>
         </w:tc>
@@ -417,7 +399,7 @@
                 <w:sz w:val="22"/>
                 <w:szCs w:val="22"/>
               </w:rPr>
-              <w:t xml:space="preserve">Not only do video games provide entertainment, but they also help players develop problem-solving skills. (Add do before the subject; helps → help.)</w:t>
+              <w:t xml:space="preserve">Never has the school considered banning phones in class, which are used by nearly every student. (Move has before the school — ‘Never’ inverts; is → are — ‘which’ refers to phones.)</w:t>
             </w:r>
           </w:p>
         </w:tc>
@@ -453,43 +435,7 @@
                 <w:sz w:val="22"/>
                 <w:szCs w:val="22"/>
               </w:rPr>
-              <w:t xml:space="preserve">Rarely do teenagers question the accuracy of online news, which makes them easy to fool. (Add do before the subject; make → makes.)</w:t>
-            </w:r>
-          </w:p>
-        </w:tc>
-      </w:tr>
-      <w:tr>
-        <w:tc>
-          <w:tcPr>
-            <w:tcW w:w="620" w:type="dxa"/>
-            <w:shd w:val="clear" w:color="auto" w:fill="F2F2F2"/>
-          </w:tcPr>
-          <w:p>
-            <w:pPr/>
-            <w:r>
-              <w:rPr>
-                <w:rFonts w:ascii="Times New Roman" w:hAnsi="Times New Roman" w:cs="Times New Roman"/>
-                <w:sz w:val="22"/>
-                <w:szCs w:val="22"/>
-              </w:rPr>
-              <w:t xml:space="preserve">6</w:t>
-            </w:r>
-          </w:p>
-        </w:tc>
-        <w:tc>
-          <w:tcPr>
-            <w:tcW w:w="8730" w:type="dxa"/>
-            <w:shd w:val="clear" w:color="auto" w:fill="F2F2F2"/>
-          </w:tcPr>
-          <w:p>
-            <w:pPr/>
-            <w:r>
-              <w:rPr>
-                <w:rFonts w:ascii="Times New Roman" w:hAnsi="Times New Roman" w:cs="Times New Roman"/>
-                <w:sz w:val="22"/>
-                <w:szCs w:val="22"/>
-              </w:rPr>
-              <w:t xml:space="preserve">The increase in online scams has made people more cautious about sharing their data. (increasing → increase; of → in; have → has — a noun phrase takes a singular verb.)</w:t>
+              <w:t xml:space="preserve">Seldom will students question the news which they read on social media. (Move will before students — ‘Seldom’ inverts; delete it — ‘which they read’ is complete without a second object.)</w:t>
             </w:r>
           </w:p>
         </w:tc>
@@ -531,7 +477,7 @@
           <w:rFonts w:ascii="Times New Roman" w:hAnsi="Times New Roman" w:cs="Times New Roman"/>
           <w:b/>
         </w:rPr>
-        <w:t xml:space="preserve">Part 2: Three patterns for formal writing</w:t>
+        <w:t xml:space="preserve">Part 2: Nominalisation in formal writing</w:t>
       </w:r>
     </w:p>
     <w:p>
@@ -544,22 +490,20 @@
           <w:sz w:val="22"/>
           <w:szCs w:val="22"/>
         </w:rPr>
-        <w:t xml:space="preserve">The three patterns in this part all turn actions or qualities into noun phrases — a technique called nominalisation. Nominalisation packs ideas into fewer words, and it can lift a formal paragraph towards a higher band.</w:t>
+        <w:t xml:space="preserve">Nominalisation names an action or a quality as a noun, so that ‘people use phones’ becomes ‘the use of phones’. Naming ideas in this way packs a sentence into fewer words and gives formal writing a more academic tone. It is one of the clearest signs of a higher band in DSE Paper 2.</w:t>
       </w:r>
     </w:p>
     <w:p>
       <w:pPr>
-        <w:pStyle w:val="31"/>
         <w:spacing w:line="360" w:lineRule="auto"/>
       </w:pPr>
       <w:r>
         <w:rPr>
           <w:rFonts w:ascii="Times New Roman" w:hAnsi="Times New Roman" w:cs="Times New Roman"/>
-          <w:b/>
           <w:sz w:val="22"/>
           <w:szCs w:val="22"/>
         </w:rPr>
-        <w:t xml:space="preserve">Pattern 1: Turn verbs into nouns</w:t>
+        <w:t xml:space="preserve">Study how each plain sentence is converted. The new version names the action or quality as a noun and sounds more mature, yet the meaning stays the same.</w:t>
       </w:r>
     </w:p>
     <w:tbl>
@@ -583,10 +527,11 @@
             <w:r>
               <w:rPr>
                 <w:rFonts w:ascii="Times New Roman" w:hAnsi="Times New Roman" w:cs="Times New Roman"/>
+                <w:b/>
                 <w:sz w:val="22"/>
                 <w:szCs w:val="22"/>
               </w:rPr>
-              <w:t xml:space="preserve">Structure:</w:t>
+              <w:t xml:space="preserve">Plain</w:t>
             </w:r>
           </w:p>
         </w:tc>
@@ -600,10 +545,11 @@
             <w:r>
               <w:rPr>
                 <w:rFonts w:ascii="Times New Roman" w:hAnsi="Times New Roman" w:cs="Times New Roman"/>
+                <w:b/>
                 <w:sz w:val="22"/>
                 <w:szCs w:val="22"/>
               </w:rPr>
-              <w:t xml:space="preserve">verb → noun: use → the use of ...; decide → the decision to ...; improve → the improvement of ...</w:t>
+              <w:t xml:space="preserve">More formal</w:t>
             </w:r>
           </w:p>
         </w:tc>
@@ -622,7 +568,7 @@
                 <w:sz w:val="22"/>
                 <w:szCs w:val="22"/>
               </w:rPr>
-              <w:t xml:space="preserve">Use in formal writing:</w:t>
+              <w:t xml:space="preserve">People use their phones all day long.</w:t>
             </w:r>
           </w:p>
         </w:tc>
@@ -639,7 +585,7 @@
                 <w:sz w:val="22"/>
                 <w:szCs w:val="22"/>
               </w:rPr>
-              <w:t xml:space="preserve">Compresses an action into a noun phrase, so one clause does the work of two. Ideal for opening sentences in proposals and reports.</w:t>
+              <w:t xml:space="preserve">The widespread use of smartphones worries teachers and parents.</w:t>
             </w:r>
           </w:p>
         </w:tc>
@@ -658,7 +604,7 @@
                 <w:sz w:val="22"/>
                 <w:szCs w:val="22"/>
               </w:rPr>
-              <w:t xml:space="preserve">Example:</w:t>
+              <w:t xml:space="preserve">The company will improve its online security system.</w:t>
             </w:r>
           </w:p>
         </w:tc>
@@ -675,12 +621,254 @@
                 <w:sz w:val="22"/>
                 <w:szCs w:val="22"/>
               </w:rPr>
-              <w:t xml:space="preserve">The school’s decision to introduce e-textbooks has won widespread support.</w:t>
+              <w:t xml:space="preserve">The improvement of the company’s online security system will begin next month.</w:t>
+            </w:r>
+          </w:p>
+        </w:tc>
+      </w:tr>
+      <w:tr>
+        <w:tc>
+          <w:tcPr>
+            <w:tcW w:w="4675" w:type="dxa"/>
+            <w:shd w:val="clear" w:color="auto" w:fill="DEEBF7"/>
+          </w:tcPr>
+          <w:p>
+            <w:pPr/>
+            <w:r>
+              <w:rPr>
+                <w:rFonts w:ascii="Times New Roman" w:hAnsi="Times New Roman" w:cs="Times New Roman"/>
+                <w:sz w:val="22"/>
+                <w:szCs w:val="22"/>
+              </w:rPr>
+              <w:t xml:space="preserve">Young people depend on their phones too much.</w:t>
+            </w:r>
+          </w:p>
+        </w:tc>
+        <w:tc>
+          <w:tcPr>
+            <w:tcW w:w="4675" w:type="dxa"/>
+            <w:shd w:val="clear" w:color="auto" w:fill="DEEBF7"/>
+          </w:tcPr>
+          <w:p>
+            <w:pPr/>
+            <w:r>
+              <w:rPr>
+                <w:rFonts w:ascii="Times New Roman" w:hAnsi="Times New Roman" w:cs="Times New Roman"/>
+                <w:sz w:val="22"/>
+                <w:szCs w:val="22"/>
+              </w:rPr>
+              <w:t xml:space="preserve">Young people’s heavy dependence on their phones shows no sign of weakening.</w:t>
+            </w:r>
+          </w:p>
+        </w:tc>
+      </w:tr>
+      <w:tr>
+        <w:tc>
+          <w:tcPr>
+            <w:tcW w:w="4675" w:type="dxa"/>
+            <w:shd w:val="clear" w:color="auto" w:fill="DEEBF7"/>
+          </w:tcPr>
+          <w:p>
+            <w:pPr/>
+            <w:r>
+              <w:rPr>
+                <w:rFonts w:ascii="Times New Roman" w:hAnsi="Times New Roman" w:cs="Times New Roman"/>
+                <w:sz w:val="22"/>
+                <w:szCs w:val="22"/>
+              </w:rPr>
+              <w:t xml:space="preserve">Students should be aware of online privacy.</w:t>
+            </w:r>
+          </w:p>
+        </w:tc>
+        <w:tc>
+          <w:tcPr>
+            <w:tcW w:w="4675" w:type="dxa"/>
+            <w:shd w:val="clear" w:color="auto" w:fill="DEEBF7"/>
+          </w:tcPr>
+          <w:p>
+            <w:pPr/>
+            <w:r>
+              <w:rPr>
+                <w:rFonts w:ascii="Times New Roman" w:hAnsi="Times New Roman" w:cs="Times New Roman"/>
+                <w:sz w:val="22"/>
+                <w:szCs w:val="22"/>
+              </w:rPr>
+              <w:t xml:space="preserve">Awareness of online privacy is now taught in many schools.</w:t>
+            </w:r>
+          </w:p>
+        </w:tc>
+      </w:tr>
+      <w:tr>
+        <w:tc>
+          <w:tcPr>
+            <w:tcW w:w="4675" w:type="dxa"/>
+            <w:shd w:val="clear" w:color="auto" w:fill="DEEBF7"/>
+          </w:tcPr>
+          <w:p>
+            <w:pPr/>
+            <w:r>
+              <w:rPr>
+                <w:rFonts w:ascii="Times New Roman" w:hAnsi="Times New Roman" w:cs="Times New Roman"/>
+                <w:sz w:val="22"/>
+                <w:szCs w:val="22"/>
+              </w:rPr>
+              <w:t xml:space="preserve">The government decided to control social media companies more strictly.</w:t>
+            </w:r>
+          </w:p>
+        </w:tc>
+        <w:tc>
+          <w:tcPr>
+            <w:tcW w:w="4675" w:type="dxa"/>
+            <w:shd w:val="clear" w:color="auto" w:fill="DEEBF7"/>
+          </w:tcPr>
+          <w:p>
+            <w:pPr/>
+            <w:r>
+              <w:rPr>
+                <w:rFonts w:ascii="Times New Roman" w:hAnsi="Times New Roman" w:cs="Times New Roman"/>
+                <w:sz w:val="22"/>
+                <w:szCs w:val="22"/>
+              </w:rPr>
+              <w:t xml:space="preserve">The government’s decision to regulate social media companies has won public support.</w:t>
+            </w:r>
+          </w:p>
+        </w:tc>
+      </w:tr>
+      <w:tr>
+        <w:tc>
+          <w:tcPr>
+            <w:tcW w:w="4675" w:type="dxa"/>
+            <w:shd w:val="clear" w:color="auto" w:fill="DEEBF7"/>
+          </w:tcPr>
+          <w:p>
+            <w:pPr/>
+            <w:r>
+              <w:rPr>
+                <w:rFonts w:ascii="Times New Roman" w:hAnsi="Times New Roman" w:cs="Times New Roman"/>
+                <w:sz w:val="22"/>
+                <w:szCs w:val="22"/>
+              </w:rPr>
+              <w:t xml:space="preserve">Tech companies should be responsible for users’ data.</w:t>
+            </w:r>
+          </w:p>
+        </w:tc>
+        <w:tc>
+          <w:tcPr>
+            <w:tcW w:w="4675" w:type="dxa"/>
+            <w:shd w:val="clear" w:color="auto" w:fill="DEEBF7"/>
+          </w:tcPr>
+          <w:p>
+            <w:pPr/>
+            <w:r>
+              <w:rPr>
+                <w:rFonts w:ascii="Times New Roman" w:hAnsi="Times New Roman" w:cs="Times New Roman"/>
+                <w:sz w:val="22"/>
+                <w:szCs w:val="22"/>
+              </w:rPr>
+              <w:t xml:space="preserve">Tech companies must accept responsibility for users’ data.</w:t>
+            </w:r>
+          </w:p>
+        </w:tc>
+      </w:tr>
+      <w:tr>
+        <w:tc>
+          <w:tcPr>
+            <w:tcW w:w="4675" w:type="dxa"/>
+            <w:shd w:val="clear" w:color="auto" w:fill="DEEBF7"/>
+          </w:tcPr>
+          <w:p>
+            <w:pPr/>
+            <w:r>
+              <w:rPr>
+                <w:rFonts w:ascii="Times New Roman" w:hAnsi="Times New Roman" w:cs="Times New Roman"/>
+                <w:sz w:val="22"/>
+                <w:szCs w:val="22"/>
+              </w:rPr>
+              <w:t xml:space="preserve">Because people share news very quickly, rumours spread fast.</w:t>
+            </w:r>
+          </w:p>
+        </w:tc>
+        <w:tc>
+          <w:tcPr>
+            <w:tcW w:w="4675" w:type="dxa"/>
+            <w:shd w:val="clear" w:color="auto" w:fill="DEEBF7"/>
+          </w:tcPr>
+          <w:p>
+            <w:pPr/>
+            <w:r>
+              <w:rPr>
+                <w:rFonts w:ascii="Times New Roman" w:hAnsi="Times New Roman" w:cs="Times New Roman"/>
+                <w:sz w:val="22"/>
+                <w:szCs w:val="22"/>
+              </w:rPr>
+              <w:t xml:space="preserve">The rapid sharing of news allows rumours to spread quickly.</w:t>
+            </w:r>
+          </w:p>
+        </w:tc>
+      </w:tr>
+      <w:tr>
+        <w:tc>
+          <w:tcPr>
+            <w:tcW w:w="4675" w:type="dxa"/>
+            <w:shd w:val="clear" w:color="auto" w:fill="DEEBF7"/>
+          </w:tcPr>
+          <w:p>
+            <w:pPr/>
+            <w:r>
+              <w:rPr>
+                <w:rFonts w:ascii="Times New Roman" w:hAnsi="Times New Roman" w:cs="Times New Roman"/>
+                <w:sz w:val="22"/>
+                <w:szCs w:val="22"/>
+              </w:rPr>
+              <w:t xml:space="preserve">Many people prefer reading news on social media to reading newspapers.</w:t>
+            </w:r>
+          </w:p>
+        </w:tc>
+        <w:tc>
+          <w:tcPr>
+            <w:tcW w:w="4675" w:type="dxa"/>
+            <w:shd w:val="clear" w:color="auto" w:fill="DEEBF7"/>
+          </w:tcPr>
+          <w:p>
+            <w:pPr/>
+            <w:r>
+              <w:rPr>
+                <w:rFonts w:ascii="Times New Roman" w:hAnsi="Times New Roman" w:cs="Times New Roman"/>
+                <w:sz w:val="22"/>
+                <w:szCs w:val="22"/>
+              </w:rPr>
+              <w:t xml:space="preserve">Young people’s preference for social media news over newspapers has reshaped the whole news industry.</w:t>
             </w:r>
           </w:p>
         </w:tc>
       </w:tr>
     </w:tbl>
+    <w:p>
+      <w:pPr>
+        <w:spacing w:line="360" w:lineRule="auto"/>
+      </w:pPr>
+      <w:r>
+        <w:rPr>
+          <w:rFonts w:ascii="Times New Roman" w:hAnsi="Times New Roman" w:cs="Times New Roman"/>
+          <w:sz w:val="22"/>
+          <w:szCs w:val="22"/>
+        </w:rPr>
+        <w:t xml:space="preserve"/>
+      </w:r>
+    </w:p>
+    <w:p>
+      <w:pPr>
+        <w:spacing w:line="360" w:lineRule="auto"/>
+      </w:pPr>
+      <w:r>
+        <w:rPr>
+          <w:rFonts w:ascii="Times New Roman" w:hAnsi="Times New Roman" w:cs="Times New Roman"/>
+          <w:sz w:val="22"/>
+          <w:szCs w:val="22"/>
+        </w:rPr>
+        <w:t xml:space="preserve">The short paragraphs below use the same idea. Notice how the nominalised phrases fit naturally into the sentences — nothing is forced.</w:t>
+      </w:r>
+    </w:p>
     <w:p>
       <w:pPr>
         <w:spacing w:line="360" w:lineRule="auto"/>
@@ -702,140 +890,6 @@
     </w:p>
     <w:p>
       <w:pPr>
-        <w:pStyle w:val="31"/>
-        <w:spacing w:line="360" w:lineRule="auto"/>
-      </w:pPr>
-      <w:r>
-        <w:rPr>
-          <w:rFonts w:ascii="Times New Roman" w:hAnsi="Times New Roman" w:cs="Times New Roman"/>
-          <w:b/>
-          <w:sz w:val="22"/>
-          <w:szCs w:val="22"/>
-        </w:rPr>
-        <w:t xml:space="preserve">Pattern 2: Turn adjectives into nouns</w:t>
-      </w:r>
-    </w:p>
-    <w:tbl>
-      <w:tblPr>
-        <w:tblStyle w:val="aff2"/>
-        <w:tblW w:w="0" w:type="auto"/>
-        <w:tblLook w:val="04A0" w:firstRow="1" w:lastRow="0" w:firstColumn="1" w:lastColumn="0" w:noHBand="0" w:noVBand="1"/>
-      </w:tblPr>
-      <w:tblGrid>
-        <w:gridCol w:w="4675"/>
-        <w:gridCol w:w="4675"/>
-      </w:tblGrid>
-      <w:tr>
-        <w:tc>
-          <w:tcPr>
-            <w:tcW w:w="4675" w:type="dxa"/>
-            <w:shd w:val="clear" w:color="auto" w:fill="DEEBF7"/>
-          </w:tcPr>
-          <w:p>
-            <w:pPr/>
-            <w:r>
-              <w:rPr>
-                <w:rFonts w:ascii="Times New Roman" w:hAnsi="Times New Roman" w:cs="Times New Roman"/>
-                <w:sz w:val="22"/>
-                <w:szCs w:val="22"/>
-              </w:rPr>
-              <w:t xml:space="preserve">Structure:</w:t>
-            </w:r>
-          </w:p>
-        </w:tc>
-        <w:tc>
-          <w:tcPr>
-            <w:tcW w:w="4675" w:type="dxa"/>
-            <w:shd w:val="clear" w:color="auto" w:fill="DEEBF7"/>
-          </w:tcPr>
-          <w:p>
-            <w:pPr/>
-            <w:r>
-              <w:rPr>
-                <w:rFonts w:ascii="Times New Roman" w:hAnsi="Times New Roman" w:cs="Times New Roman"/>
-                <w:sz w:val="22"/>
-                <w:szCs w:val="22"/>
-              </w:rPr>
-              <w:t xml:space="preserve">adjective → noun: important → importance; aware → awareness; dependent → dependence; responsible → responsibility</w:t>
-            </w:r>
-          </w:p>
-        </w:tc>
-      </w:tr>
-      <w:tr>
-        <w:tc>
-          <w:tcPr>
-            <w:tcW w:w="4675" w:type="dxa"/>
-            <w:shd w:val="clear" w:color="auto" w:fill="DEEBF7"/>
-          </w:tcPr>
-          <w:p>
-            <w:pPr/>
-            <w:r>
-              <w:rPr>
-                <w:rFonts w:ascii="Times New Roman" w:hAnsi="Times New Roman" w:cs="Times New Roman"/>
-                <w:sz w:val="22"/>
-                <w:szCs w:val="22"/>
-              </w:rPr>
-              <w:t xml:space="preserve">Use in formal writing:</w:t>
-            </w:r>
-          </w:p>
-        </w:tc>
-        <w:tc>
-          <w:tcPr>
-            <w:tcW w:w="4675" w:type="dxa"/>
-            <w:shd w:val="clear" w:color="auto" w:fill="DEEBF7"/>
-          </w:tcPr>
-          <w:p>
-            <w:pPr/>
-            <w:r>
-              <w:rPr>
-                <w:rFonts w:ascii="Times New Roman" w:hAnsi="Times New Roman" w:cs="Times New Roman"/>
-                <w:sz w:val="22"/>
-                <w:szCs w:val="22"/>
-              </w:rPr>
-              <w:t xml:space="preserve">Turns a quality into something we can discuss and judge. Excellent for topic sentences in argumentative essays.</w:t>
-            </w:r>
-          </w:p>
-        </w:tc>
-      </w:tr>
-      <w:tr>
-        <w:tc>
-          <w:tcPr>
-            <w:tcW w:w="4675" w:type="dxa"/>
-            <w:shd w:val="clear" w:color="auto" w:fill="DEEBF7"/>
-          </w:tcPr>
-          <w:p>
-            <w:pPr/>
-            <w:r>
-              <w:rPr>
-                <w:rFonts w:ascii="Times New Roman" w:hAnsi="Times New Roman" w:cs="Times New Roman"/>
-                <w:sz w:val="22"/>
-                <w:szCs w:val="22"/>
-              </w:rPr>
-              <w:t xml:space="preserve">Example:</w:t>
-            </w:r>
-          </w:p>
-        </w:tc>
-        <w:tc>
-          <w:tcPr>
-            <w:tcW w:w="4675" w:type="dxa"/>
-            <w:shd w:val="clear" w:color="auto" w:fill="DEEBF7"/>
-          </w:tcPr>
-          <w:p>
-            <w:pPr/>
-            <w:r>
-              <w:rPr>
-                <w:rFonts w:ascii="Times New Roman" w:hAnsi="Times New Roman" w:cs="Times New Roman"/>
-                <w:sz w:val="22"/>
-                <w:szCs w:val="22"/>
-              </w:rPr>
-              <w:t xml:space="preserve">Young people’s heavy dependence on smartphones is a growing concern.</w:t>
-            </w:r>
-          </w:p>
-        </w:tc>
-      </w:tr>
-    </w:tbl>
-    <w:p>
-      <w:pPr>
         <w:spacing w:line="360" w:lineRule="auto"/>
         <w:pBdr>
           <w:top w:val="single" w:sz="4" w:space="4" w:color="auto"/>
@@ -855,140 +909,6 @@
     </w:p>
     <w:p>
       <w:pPr>
-        <w:pStyle w:val="31"/>
-        <w:spacing w:line="360" w:lineRule="auto"/>
-      </w:pPr>
-      <w:r>
-        <w:rPr>
-          <w:rFonts w:ascii="Times New Roman" w:hAnsi="Times New Roman" w:cs="Times New Roman"/>
-          <w:b/>
-          <w:sz w:val="22"/>
-          <w:szCs w:val="22"/>
-        </w:rPr>
-        <w:t xml:space="preserve">Pattern 3: Turn because / if clauses into noun phrases</w:t>
-      </w:r>
-    </w:p>
-    <w:tbl>
-      <w:tblPr>
-        <w:tblStyle w:val="aff2"/>
-        <w:tblW w:w="0" w:type="auto"/>
-        <w:tblLook w:val="04A0" w:firstRow="1" w:lastRow="0" w:firstColumn="1" w:lastColumn="0" w:noHBand="0" w:noVBand="1"/>
-      </w:tblPr>
-      <w:tblGrid>
-        <w:gridCol w:w="4675"/>
-        <w:gridCol w:w="4675"/>
-      </w:tblGrid>
-      <w:tr>
-        <w:tc>
-          <w:tcPr>
-            <w:tcW w:w="4675" w:type="dxa"/>
-            <w:shd w:val="clear" w:color="auto" w:fill="DEEBF7"/>
-          </w:tcPr>
-          <w:p>
-            <w:pPr/>
-            <w:r>
-              <w:rPr>
-                <w:rFonts w:ascii="Times New Roman" w:hAnsi="Times New Roman" w:cs="Times New Roman"/>
-                <w:sz w:val="22"/>
-                <w:szCs w:val="22"/>
-              </w:rPr>
-              <w:t xml:space="preserve">Structure:</w:t>
-            </w:r>
-          </w:p>
-        </w:tc>
-        <w:tc>
-          <w:tcPr>
-            <w:tcW w:w="4675" w:type="dxa"/>
-            <w:shd w:val="clear" w:color="auto" w:fill="DEEBF7"/>
-          </w:tcPr>
-          <w:p>
-            <w:pPr/>
-            <w:r>
-              <w:rPr>
-                <w:rFonts w:ascii="Times New Roman" w:hAnsi="Times New Roman" w:cs="Times New Roman"/>
-                <w:sz w:val="22"/>
-                <w:szCs w:val="22"/>
-              </w:rPr>
-              <w:t xml:space="preserve">because + a clause → owing to / because of + a noun phrase; if + a clause → without + a noun phrase</w:t>
-            </w:r>
-          </w:p>
-        </w:tc>
-      </w:tr>
-      <w:tr>
-        <w:tc>
-          <w:tcPr>
-            <w:tcW w:w="4675" w:type="dxa"/>
-            <w:shd w:val="clear" w:color="auto" w:fill="DEEBF7"/>
-          </w:tcPr>
-          <w:p>
-            <w:pPr/>
-            <w:r>
-              <w:rPr>
-                <w:rFonts w:ascii="Times New Roman" w:hAnsi="Times New Roman" w:cs="Times New Roman"/>
-                <w:sz w:val="22"/>
-                <w:szCs w:val="22"/>
-              </w:rPr>
-              <w:t xml:space="preserve">Use in formal writing:</w:t>
-            </w:r>
-          </w:p>
-        </w:tc>
-        <w:tc>
-          <w:tcPr>
-            <w:tcW w:w="4675" w:type="dxa"/>
-            <w:shd w:val="clear" w:color="auto" w:fill="DEEBF7"/>
-          </w:tcPr>
-          <w:p>
-            <w:pPr/>
-            <w:r>
-              <w:rPr>
-                <w:rFonts w:ascii="Times New Roman" w:hAnsi="Times New Roman" w:cs="Times New Roman"/>
-                <w:sz w:val="22"/>
-                <w:szCs w:val="22"/>
-              </w:rPr>
-              <w:t xml:space="preserve">Shortens explanations and states a cause or condition in one breath. Ideal for proposals and conclusions.</w:t>
-            </w:r>
-          </w:p>
-        </w:tc>
-      </w:tr>
-      <w:tr>
-        <w:tc>
-          <w:tcPr>
-            <w:tcW w:w="4675" w:type="dxa"/>
-            <w:shd w:val="clear" w:color="auto" w:fill="DEEBF7"/>
-          </w:tcPr>
-          <w:p>
-            <w:pPr/>
-            <w:r>
-              <w:rPr>
-                <w:rFonts w:ascii="Times New Roman" w:hAnsi="Times New Roman" w:cs="Times New Roman"/>
-                <w:sz w:val="22"/>
-                <w:szCs w:val="22"/>
-              </w:rPr>
-              <w:t xml:space="preserve">Example:</w:t>
-            </w:r>
-          </w:p>
-        </w:tc>
-        <w:tc>
-          <w:tcPr>
-            <w:tcW w:w="4675" w:type="dxa"/>
-            <w:shd w:val="clear" w:color="auto" w:fill="DEEBF7"/>
-          </w:tcPr>
-          <w:p>
-            <w:pPr/>
-            <w:r>
-              <w:rPr>
-                <w:rFonts w:ascii="Times New Roman" w:hAnsi="Times New Roman" w:cs="Times New Roman"/>
-                <w:sz w:val="22"/>
-                <w:szCs w:val="22"/>
-              </w:rPr>
-              <w:t xml:space="preserve">Owing to the widespread use of smartphones, many students struggle to concentrate for long periods.</w:t>
-            </w:r>
-          </w:p>
-        </w:tc>
-      </w:tr>
-    </w:tbl>
-    <w:p>
-      <w:pPr>
         <w:spacing w:line="360" w:lineRule="auto"/>
         <w:pBdr>
           <w:top w:val="single" w:sz="4" w:space="4" w:color="auto"/>
@@ -1003,182 +923,7 @@
           <w:sz w:val="22"/>
           <w:szCs w:val="22"/>
         </w:rPr>
-        <w:t xml:space="preserve">Owing to the rise of artificial intelligence, teachers can no longer be sure that homework is entirely a student’s own work. The ease with which students can copy machine-written answers, together with the difficulty of detecting it, forces schools to rethink assessment entirely. The wisest response is not to ban the tools but to teach their responsible use.</w:t>
-      </w:r>
-    </w:p>
-    <w:p>
-      <w:pPr>
-        <w:pStyle w:val="31"/>
-        <w:spacing w:line="360" w:lineRule="auto"/>
-      </w:pPr>
-      <w:r>
-        <w:rPr>
-          <w:rFonts w:ascii="Times New Roman" w:hAnsi="Times New Roman" w:cs="Times New Roman"/>
-          <w:b/>
-          <w:sz w:val="22"/>
-          <w:szCs w:val="22"/>
-        </w:rPr>
-        <w:t xml:space="preserve">Additional pattern (teacher’s note — optional)</w:t>
-      </w:r>
-    </w:p>
-    <w:p>
-      <w:pPr>
-        <w:spacing w:line="360" w:lineRule="auto"/>
-      </w:pPr>
-      <w:r>
-        <w:rPr>
-          <w:rFonts w:ascii="Times New Roman" w:hAnsi="Times New Roman" w:cs="Times New Roman"/>
-          <w:sz w:val="22"/>
-          <w:szCs w:val="22"/>
-        </w:rPr>
-        <w:t xml:space="preserve">Introduce this only after the class is secure with the three core patterns. Nominalisation should tighten a sentence, not bury it. If the noun phrases pile up and the ‘of’ sounds multiply, the plain version is usually clearer.</w:t>
-      </w:r>
-    </w:p>
-    <w:p>
-      <w:pPr>
-        <w:pStyle w:val="4"/>
-        <w:spacing w:line="360" w:lineRule="auto"/>
-      </w:pPr>
-      <w:r>
-        <w:rPr>
-          <w:rFonts w:ascii="Times New Roman" w:hAnsi="Times New Roman" w:cs="Times New Roman"/>
-          <w:b/>
-          <w:i/>
-          <w:color w:val="595959"/>
-        </w:rPr>
-        <w:t xml:space="preserve">Caution: avoid ‘noun soup’</w:t>
-      </w:r>
-    </w:p>
-    <w:tbl>
-      <w:tblPr>
-        <w:tblStyle w:val="aff2"/>
-        <w:tblW w:w="0" w:type="auto"/>
-        <w:tblLook w:val="04A0" w:firstRow="1" w:lastRow="0" w:firstColumn="1" w:lastColumn="0" w:noHBand="0" w:noVBand="1"/>
-      </w:tblPr>
-      <w:tblGrid>
-        <w:gridCol w:w="4675"/>
-        <w:gridCol w:w="4675"/>
-      </w:tblGrid>
-      <w:tr>
-        <w:tc>
-          <w:tcPr>
-            <w:tcW w:w="4675" w:type="dxa"/>
-            <w:shd w:val="clear" w:color="auto" w:fill="F2F2F2"/>
-          </w:tcPr>
-          <w:p>
-            <w:pPr/>
-            <w:r>
-              <w:rPr>
-                <w:rFonts w:ascii="Times New Roman" w:hAnsi="Times New Roman" w:cs="Times New Roman"/>
-                <w:sz w:val="22"/>
-                <w:szCs w:val="22"/>
-              </w:rPr>
-              <w:t xml:space="preserve">Plain:</w:t>
-            </w:r>
-          </w:p>
-        </w:tc>
-        <w:tc>
-          <w:tcPr>
-            <w:tcW w:w="4675" w:type="dxa"/>
-            <w:shd w:val="clear" w:color="auto" w:fill="F2F2F2"/>
-          </w:tcPr>
-          <w:p>
-            <w:pPr/>
-            <w:r>
-              <w:rPr>
-                <w:rFonts w:ascii="Times New Roman" w:hAnsi="Times New Roman" w:cs="Times New Roman"/>
-                <w:sz w:val="22"/>
-                <w:szCs w:val="22"/>
-              </w:rPr>
-              <w:t xml:space="preserve">Because students spend hours online, they perform badly in class the next day.</w:t>
-            </w:r>
-          </w:p>
-        </w:tc>
-      </w:tr>
-      <w:tr>
-        <w:tc>
-          <w:tcPr>
-            <w:tcW w:w="4675" w:type="dxa"/>
-            <w:shd w:val="clear" w:color="auto" w:fill="F2F2F2"/>
-          </w:tcPr>
-          <w:p>
-            <w:pPr/>
-            <w:r>
-              <w:rPr>
-                <w:rFonts w:ascii="Times New Roman" w:hAnsi="Times New Roman" w:cs="Times New Roman"/>
-                <w:sz w:val="22"/>
-                <w:szCs w:val="22"/>
-              </w:rPr>
-              <w:t xml:space="preserve">Over-nominalised:</w:t>
-            </w:r>
-          </w:p>
-        </w:tc>
-        <w:tc>
-          <w:tcPr>
-            <w:tcW w:w="4675" w:type="dxa"/>
-            <w:shd w:val="clear" w:color="auto" w:fill="F2F2F2"/>
-          </w:tcPr>
-          <w:p>
-            <w:pPr/>
-            <w:r>
-              <w:rPr>
-                <w:rFonts w:ascii="Times New Roman" w:hAnsi="Times New Roman" w:cs="Times New Roman"/>
-                <w:sz w:val="22"/>
-                <w:szCs w:val="22"/>
-              </w:rPr>
-              <w:t xml:space="preserve">Owing to the excessive duration of students’ online activity, the standard of their classroom performance is adversely affected.</w:t>
-            </w:r>
-          </w:p>
-        </w:tc>
-      </w:tr>
-      <w:tr>
-        <w:tc>
-          <w:tcPr>
-            <w:tcW w:w="4675" w:type="dxa"/>
-            <w:shd w:val="clear" w:color="auto" w:fill="F2F2F2"/>
-          </w:tcPr>
-          <w:p>
-            <w:pPr/>
-            <w:r>
-              <w:rPr>
-                <w:rFonts w:ascii="Times New Roman" w:hAnsi="Times New Roman" w:cs="Times New Roman"/>
-                <w:sz w:val="22"/>
-                <w:szCs w:val="22"/>
-              </w:rPr>
-              <w:t xml:space="preserve">The lesson:</w:t>
-            </w:r>
-          </w:p>
-        </w:tc>
-        <w:tc>
-          <w:tcPr>
-            <w:tcW w:w="4675" w:type="dxa"/>
-            <w:shd w:val="clear" w:color="auto" w:fill="F2F2F2"/>
-          </w:tcPr>
-          <w:p>
-            <w:pPr/>
-            <w:r>
-              <w:rPr>
-                <w:rFonts w:ascii="Times New Roman" w:hAnsi="Times New Roman" w:cs="Times New Roman"/>
-                <w:sz w:val="22"/>
-                <w:szCs w:val="22"/>
-              </w:rPr>
-              <w:t xml:space="preserve">The plain version wins. Use nominalisation to clarify, never to decorate.</w:t>
-            </w:r>
-          </w:p>
-        </w:tc>
-      </w:tr>
-    </w:tbl>
-    <w:p>
-      <w:pPr>
-        <w:spacing w:line="360" w:lineRule="auto"/>
-      </w:pPr>
-      <w:r>
-        <w:rPr>
-          <w:rFonts w:ascii="Times New Roman" w:hAnsi="Times New Roman" w:cs="Times New Roman"/>
-          <w:sz w:val="22"/>
-          <w:szCs w:val="22"/>
-        </w:rPr>
-        <w:t xml:space="preserve">For stronger classes: nominalisation also suits formal reports and minutes — ‘The committee agreed to ban phones in class’ becomes ‘The committee approved the ban on phones in class.’</w:t>
+        <w:t xml:space="preserve">Owing to the widespread use of smartphones, many students struggle to concentrate for long periods. Revision tasks that once took half an hour now stretch over a whole evening, interrupted by notifications arriving every few minutes. Setting clear screen-time limits at home would benefit both study and sleep.</w:t>
       </w:r>
     </w:p>
     <w:p>
@@ -1217,9 +962,424 @@
           <w:sz w:val="22"/>
           <w:szCs w:val="22"/>
         </w:rPr>
-        <w:t xml:space="preserve">Rewrite each simple sentence using nominalisation. The sentences are all about technology and communication, so keep the register formal. The even-numbered sets (2, 4 and 6) are more challenging.</w:t>
+        <w:t xml:space="preserve">First, warm up by turning words into nouns. Then rewrite each simple sentence using nominalisation. The sentences are about technology and communication, so keep the register formal. The last three sets (4, 5 and 6) are more challenging.</w:t>
       </w:r>
     </w:p>
+    <w:p>
+      <w:pPr>
+        <w:pStyle w:val="31"/>
+        <w:spacing w:line="360" w:lineRule="auto"/>
+      </w:pPr>
+      <w:r>
+        <w:rPr>
+          <w:rFonts w:ascii="Times New Roman" w:hAnsi="Times New Roman" w:cs="Times New Roman"/>
+          <w:b/>
+          <w:sz w:val="22"/>
+          <w:szCs w:val="22"/>
+        </w:rPr>
+        <w:t xml:space="preserve">Warm-up: From words to nouns</w:t>
+      </w:r>
+    </w:p>
+    <w:p>
+      <w:pPr>
+        <w:spacing w:line="360" w:lineRule="auto"/>
+      </w:pPr>
+      <w:r>
+        <w:rPr>
+          <w:rFonts w:ascii="Times New Roman" w:hAnsi="Times New Roman" w:cs="Times New Roman"/>
+          <w:sz w:val="22"/>
+          <w:szCs w:val="22"/>
+        </w:rPr>
+        <w:t xml:space="preserve">Write the noun form of each word.</w:t>
+      </w:r>
+    </w:p>
+    <w:tbl>
+      <w:tblPr>
+        <w:tblStyle w:val="aff2"/>
+        <w:tblW w:w="0" w:type="auto"/>
+        <w:tblLook w:val="04A0" w:firstRow="1" w:lastRow="0" w:firstColumn="1" w:lastColumn="0" w:noHBand="0" w:noVBand="1"/>
+      </w:tblPr>
+      <w:tblGrid>
+        <w:gridCol w:w="2605"/>
+        <w:gridCol w:w="6745"/>
+      </w:tblGrid>
+      <w:tr>
+        <w:tc>
+          <w:tcPr>
+            <w:tcW w:w="2605" w:type="dxa"/>
+          </w:tcPr>
+          <w:p>
+            <w:pPr/>
+            <w:r>
+              <w:rPr>
+                <w:rFonts w:ascii="Times New Roman" w:hAnsi="Times New Roman" w:cs="Times New Roman"/>
+                <w:b/>
+                <w:sz w:val="22"/>
+                <w:szCs w:val="22"/>
+              </w:rPr>
+              <w:t xml:space="preserve">Word</w:t>
+            </w:r>
+          </w:p>
+        </w:tc>
+        <w:tc>
+          <w:tcPr>
+            <w:tcW w:w="6745" w:type="dxa"/>
+          </w:tcPr>
+          <w:p>
+            <w:pPr/>
+            <w:r>
+              <w:rPr>
+                <w:rFonts w:ascii="Times New Roman" w:hAnsi="Times New Roman" w:cs="Times New Roman"/>
+                <w:b/>
+                <w:sz w:val="22"/>
+                <w:szCs w:val="22"/>
+              </w:rPr>
+              <w:t xml:space="preserve">Noun</w:t>
+            </w:r>
+          </w:p>
+        </w:tc>
+      </w:tr>
+      <w:tr>
+        <w:tc>
+          <w:tcPr>
+            <w:tcW w:w="2605" w:type="dxa"/>
+          </w:tcPr>
+          <w:p>
+            <w:pPr/>
+            <w:r>
+              <w:rPr>
+                <w:rFonts w:ascii="Times New Roman" w:hAnsi="Times New Roman" w:cs="Times New Roman"/>
+                <w:sz w:val="22"/>
+                <w:szCs w:val="22"/>
+              </w:rPr>
+              <w:t xml:space="preserve">decide</w:t>
+            </w:r>
+          </w:p>
+        </w:tc>
+        <w:tc>
+          <w:tcPr>
+            <w:tcW w:w="6745" w:type="dxa"/>
+          </w:tcPr>
+          <w:p>
+            <w:pPr/>
+            <w:r>
+              <w:rPr>
+                <w:rFonts w:ascii="Times New Roman" w:hAnsi="Times New Roman" w:cs="Times New Roman"/>
+                <w:sz w:val="22"/>
+                <w:szCs w:val="22"/>
+              </w:rPr>
+              <w:t xml:space="preserve">decision</w:t>
+            </w:r>
+          </w:p>
+        </w:tc>
+      </w:tr>
+      <w:tr>
+        <w:tc>
+          <w:tcPr>
+            <w:tcW w:w="2605" w:type="dxa"/>
+          </w:tcPr>
+          <w:p>
+            <w:pPr/>
+            <w:r>
+              <w:rPr>
+                <w:rFonts w:ascii="Times New Roman" w:hAnsi="Times New Roman" w:cs="Times New Roman"/>
+                <w:sz w:val="22"/>
+                <w:szCs w:val="22"/>
+              </w:rPr>
+              <w:t xml:space="preserve">introduce</w:t>
+            </w:r>
+          </w:p>
+        </w:tc>
+        <w:tc>
+          <w:tcPr>
+            <w:tcW w:w="6745" w:type="dxa"/>
+          </w:tcPr>
+          <w:p>
+            <w:pPr/>
+            <w:r>
+              <w:rPr>
+                <w:rFonts w:ascii="Times New Roman" w:hAnsi="Times New Roman" w:cs="Times New Roman"/>
+                <w:sz w:val="22"/>
+                <w:szCs w:val="22"/>
+              </w:rPr>
+              <w:t xml:space="preserve">introduction</w:t>
+            </w:r>
+          </w:p>
+        </w:tc>
+      </w:tr>
+      <w:tr>
+        <w:tc>
+          <w:tcPr>
+            <w:tcW w:w="2605" w:type="dxa"/>
+          </w:tcPr>
+          <w:p>
+            <w:pPr/>
+            <w:r>
+              <w:rPr>
+                <w:rFonts w:ascii="Times New Roman" w:hAnsi="Times New Roman" w:cs="Times New Roman"/>
+                <w:sz w:val="22"/>
+                <w:szCs w:val="22"/>
+              </w:rPr>
+              <w:t xml:space="preserve">communicate</w:t>
+            </w:r>
+          </w:p>
+        </w:tc>
+        <w:tc>
+          <w:tcPr>
+            <w:tcW w:w="6745" w:type="dxa"/>
+          </w:tcPr>
+          <w:p>
+            <w:pPr/>
+            <w:r>
+              <w:rPr>
+                <w:rFonts w:ascii="Times New Roman" w:hAnsi="Times New Roman" w:cs="Times New Roman"/>
+                <w:sz w:val="22"/>
+                <w:szCs w:val="22"/>
+              </w:rPr>
+              <w:t xml:space="preserve">communication</w:t>
+            </w:r>
+          </w:p>
+        </w:tc>
+      </w:tr>
+      <w:tr>
+        <w:tc>
+          <w:tcPr>
+            <w:tcW w:w="2605" w:type="dxa"/>
+          </w:tcPr>
+          <w:p>
+            <w:pPr/>
+            <w:r>
+              <w:rPr>
+                <w:rFonts w:ascii="Times New Roman" w:hAnsi="Times New Roman" w:cs="Times New Roman"/>
+                <w:sz w:val="22"/>
+                <w:szCs w:val="22"/>
+              </w:rPr>
+              <w:t xml:space="preserve">regulate</w:t>
+            </w:r>
+          </w:p>
+        </w:tc>
+        <w:tc>
+          <w:tcPr>
+            <w:tcW w:w="6745" w:type="dxa"/>
+          </w:tcPr>
+          <w:p>
+            <w:pPr/>
+            <w:r>
+              <w:rPr>
+                <w:rFonts w:ascii="Times New Roman" w:hAnsi="Times New Roman" w:cs="Times New Roman"/>
+                <w:sz w:val="22"/>
+                <w:szCs w:val="22"/>
+              </w:rPr>
+              <w:t xml:space="preserve">regulation</w:t>
+            </w:r>
+          </w:p>
+        </w:tc>
+      </w:tr>
+      <w:tr>
+        <w:tc>
+          <w:tcPr>
+            <w:tcW w:w="2605" w:type="dxa"/>
+          </w:tcPr>
+          <w:p>
+            <w:pPr/>
+            <w:r>
+              <w:rPr>
+                <w:rFonts w:ascii="Times New Roman" w:hAnsi="Times New Roman" w:cs="Times New Roman"/>
+                <w:sz w:val="22"/>
+                <w:szCs w:val="22"/>
+              </w:rPr>
+              <w:t xml:space="preserve">improve</w:t>
+            </w:r>
+          </w:p>
+        </w:tc>
+        <w:tc>
+          <w:tcPr>
+            <w:tcW w:w="6745" w:type="dxa"/>
+          </w:tcPr>
+          <w:p>
+            <w:pPr/>
+            <w:r>
+              <w:rPr>
+                <w:rFonts w:ascii="Times New Roman" w:hAnsi="Times New Roman" w:cs="Times New Roman"/>
+                <w:sz w:val="22"/>
+                <w:szCs w:val="22"/>
+              </w:rPr>
+              <w:t xml:space="preserve">improvement</w:t>
+            </w:r>
+          </w:p>
+        </w:tc>
+      </w:tr>
+      <w:tr>
+        <w:tc>
+          <w:tcPr>
+            <w:tcW w:w="2605" w:type="dxa"/>
+          </w:tcPr>
+          <w:p>
+            <w:pPr/>
+            <w:r>
+              <w:rPr>
+                <w:rFonts w:ascii="Times New Roman" w:hAnsi="Times New Roman" w:cs="Times New Roman"/>
+                <w:sz w:val="22"/>
+                <w:szCs w:val="22"/>
+              </w:rPr>
+              <w:t xml:space="preserve">develop</w:t>
+            </w:r>
+          </w:p>
+        </w:tc>
+        <w:tc>
+          <w:tcPr>
+            <w:tcW w:w="6745" w:type="dxa"/>
+          </w:tcPr>
+          <w:p>
+            <w:pPr/>
+            <w:r>
+              <w:rPr>
+                <w:rFonts w:ascii="Times New Roman" w:hAnsi="Times New Roman" w:cs="Times New Roman"/>
+                <w:sz w:val="22"/>
+                <w:szCs w:val="22"/>
+              </w:rPr>
+              <w:t xml:space="preserve">development</w:t>
+            </w:r>
+          </w:p>
+        </w:tc>
+      </w:tr>
+      <w:tr>
+        <w:tc>
+          <w:tcPr>
+            <w:tcW w:w="2605" w:type="dxa"/>
+          </w:tcPr>
+          <w:p>
+            <w:pPr/>
+            <w:r>
+              <w:rPr>
+                <w:rFonts w:ascii="Times New Roman" w:hAnsi="Times New Roman" w:cs="Times New Roman"/>
+                <w:sz w:val="22"/>
+                <w:szCs w:val="22"/>
+              </w:rPr>
+              <w:t xml:space="preserve">aware</w:t>
+            </w:r>
+          </w:p>
+        </w:tc>
+        <w:tc>
+          <w:tcPr>
+            <w:tcW w:w="6745" w:type="dxa"/>
+          </w:tcPr>
+          <w:p>
+            <w:pPr/>
+            <w:r>
+              <w:rPr>
+                <w:rFonts w:ascii="Times New Roman" w:hAnsi="Times New Roman" w:cs="Times New Roman"/>
+                <w:sz w:val="22"/>
+                <w:szCs w:val="22"/>
+              </w:rPr>
+              <w:t xml:space="preserve">awareness</w:t>
+            </w:r>
+          </w:p>
+        </w:tc>
+      </w:tr>
+      <w:tr>
+        <w:tc>
+          <w:tcPr>
+            <w:tcW w:w="2605" w:type="dxa"/>
+          </w:tcPr>
+          <w:p>
+            <w:pPr/>
+            <w:r>
+              <w:rPr>
+                <w:rFonts w:ascii="Times New Roman" w:hAnsi="Times New Roman" w:cs="Times New Roman"/>
+                <w:sz w:val="22"/>
+                <w:szCs w:val="22"/>
+              </w:rPr>
+              <w:t xml:space="preserve">important</w:t>
+            </w:r>
+          </w:p>
+        </w:tc>
+        <w:tc>
+          <w:tcPr>
+            <w:tcW w:w="6745" w:type="dxa"/>
+          </w:tcPr>
+          <w:p>
+            <w:pPr/>
+            <w:r>
+              <w:rPr>
+                <w:rFonts w:ascii="Times New Roman" w:hAnsi="Times New Roman" w:cs="Times New Roman"/>
+                <w:sz w:val="22"/>
+                <w:szCs w:val="22"/>
+              </w:rPr>
+              <w:t xml:space="preserve">importance</w:t>
+            </w:r>
+          </w:p>
+        </w:tc>
+      </w:tr>
+      <w:tr>
+        <w:tc>
+          <w:tcPr>
+            <w:tcW w:w="2605" w:type="dxa"/>
+          </w:tcPr>
+          <w:p>
+            <w:pPr/>
+            <w:r>
+              <w:rPr>
+                <w:rFonts w:ascii="Times New Roman" w:hAnsi="Times New Roman" w:cs="Times New Roman"/>
+                <w:sz w:val="22"/>
+                <w:szCs w:val="22"/>
+              </w:rPr>
+              <w:t xml:space="preserve">depend</w:t>
+            </w:r>
+          </w:p>
+        </w:tc>
+        <w:tc>
+          <w:tcPr>
+            <w:tcW w:w="6745" w:type="dxa"/>
+          </w:tcPr>
+          <w:p>
+            <w:pPr/>
+            <w:r>
+              <w:rPr>
+                <w:rFonts w:ascii="Times New Roman" w:hAnsi="Times New Roman" w:cs="Times New Roman"/>
+                <w:sz w:val="22"/>
+                <w:szCs w:val="22"/>
+              </w:rPr>
+              <w:t xml:space="preserve">dependence</w:t>
+            </w:r>
+          </w:p>
+        </w:tc>
+      </w:tr>
+      <w:tr>
+        <w:tc>
+          <w:tcPr>
+            <w:tcW w:w="2605" w:type="dxa"/>
+          </w:tcPr>
+          <w:p>
+            <w:pPr/>
+            <w:r>
+              <w:rPr>
+                <w:rFonts w:ascii="Times New Roman" w:hAnsi="Times New Roman" w:cs="Times New Roman"/>
+                <w:sz w:val="22"/>
+                <w:szCs w:val="22"/>
+              </w:rPr>
+              <w:t xml:space="preserve">responsible</w:t>
+            </w:r>
+          </w:p>
+        </w:tc>
+        <w:tc>
+          <w:tcPr>
+            <w:tcW w:w="6745" w:type="dxa"/>
+          </w:tcPr>
+          <w:p>
+            <w:pPr/>
+            <w:r>
+              <w:rPr>
+                <w:rFonts w:ascii="Times New Roman" w:hAnsi="Times New Roman" w:cs="Times New Roman"/>
+                <w:sz w:val="22"/>
+                <w:szCs w:val="22"/>
+              </w:rPr>
+              <w:t xml:space="preserve">responsibility</w:t>
+            </w:r>
+          </w:p>
+        </w:tc>
+      </w:tr>
+    </w:tbl>
     <w:p>
       <w:pPr>
         <w:pStyle w:val="31"/>
@@ -1274,7 +1434,7 @@
                 <w:sz w:val="22"/>
                 <w:szCs w:val="22"/>
               </w:rPr>
-              <w:t xml:space="preserve">People use social media so often that it weakens their face-to-face communication.</w:t>
+              <w:t xml:space="preserve">People use social media all the time, so they cannot concentrate on their studies.</w:t>
             </w:r>
           </w:p>
         </w:tc>
@@ -1309,7 +1469,7 @@
                 <w:sz w:val="22"/>
                 <w:szCs w:val="22"/>
               </w:rPr>
-              <w:t xml:space="preserve">Turn ‘use’ into a noun and begin with ‘The frequent use of ...’.</w:t>
+              <w:t xml:space="preserve">Turn the verb ‘use’ into a noun and begin with ‘The constant use of ...’.</w:t>
             </w:r>
           </w:p>
         </w:tc>
@@ -1344,7 +1504,7 @@
                 <w:sz w:val="22"/>
                 <w:szCs w:val="22"/>
               </w:rPr>
-              <w:t xml:space="preserve">The frequent use of social media weakens people’s face-to-face communication.</w:t>
+              <w:t xml:space="preserve">The constant use of social media makes it hard for students to concentrate.</w:t>
             </w:r>
           </w:p>
         </w:tc>
@@ -1404,7 +1564,7 @@
                 <w:sz w:val="22"/>
                 <w:szCs w:val="22"/>
               </w:rPr>
-              <w:t xml:space="preserve">The government will improve the security of online banking, which will protect customers.</w:t>
+              <w:t xml:space="preserve">The school decided to introduce a new e-learning platform, and many students welcomed the idea.</w:t>
             </w:r>
           </w:p>
         </w:tc>
@@ -1439,7 +1599,7 @@
                 <w:sz w:val="22"/>
                 <w:szCs w:val="22"/>
               </w:rPr>
-              <w:t xml:space="preserve">Turn ‘will improve’ into a noun and begin with ‘The improvement of ...’.</w:t>
+              <w:t xml:space="preserve">Turn ‘decided to introduce’ into a noun phrase that opens the sentence.</w:t>
             </w:r>
           </w:p>
         </w:tc>
@@ -1474,7 +1634,7 @@
                 <w:sz w:val="22"/>
                 <w:szCs w:val="22"/>
               </w:rPr>
-              <w:t xml:space="preserve">The improvement of online banking security will protect customers.</w:t>
+              <w:t xml:space="preserve">The school’s decision to introduce a new e-learning platform was welcomed by many students.</w:t>
             </w:r>
           </w:p>
         </w:tc>
@@ -1534,7 +1694,7 @@
                 <w:sz w:val="22"/>
                 <w:szCs w:val="22"/>
               </w:rPr>
-              <w:t xml:space="preserve">Many parents worry about how dependent young people are on their smartphones.</w:t>
+              <w:t xml:space="preserve">Parents worry that young people are too dependent on their smartphones.</w:t>
             </w:r>
           </w:p>
         </w:tc>
@@ -1569,7 +1729,7 @@
                 <w:sz w:val="22"/>
                 <w:szCs w:val="22"/>
               </w:rPr>
-              <w:t xml:space="preserve">Turn ‘dependent’ into a noun: rewrite ‘how dependent young people are’ as ‘young people’s strong dependence ...’.</w:t>
+              <w:t xml:space="preserve">Turn ‘dependent’ into a noun: begin with ‘Many parents worry about young people’s ...’.</w:t>
             </w:r>
           </w:p>
         </w:tc>
@@ -1664,7 +1824,7 @@
                 <w:sz w:val="22"/>
                 <w:szCs w:val="22"/>
               </w:rPr>
-              <w:t xml:space="preserve">Students are more aware of online privacy than they used to be.</w:t>
+              <w:t xml:space="preserve">Students are much more aware of online privacy than they were ten years ago.</w:t>
             </w:r>
           </w:p>
         </w:tc>
@@ -1734,7 +1894,7 @@
                 <w:sz w:val="22"/>
                 <w:szCs w:val="22"/>
               </w:rPr>
-              <w:t xml:space="preserve">Students’ awareness of online privacy has grown in recent years.</w:t>
+              <w:t xml:space="preserve">Students’ awareness of online privacy has grown sharply over the past decade.</w:t>
             </w:r>
           </w:p>
         </w:tc>
@@ -1794,7 +1954,7 @@
                 <w:sz w:val="22"/>
                 <w:szCs w:val="22"/>
               </w:rPr>
-              <w:t xml:space="preserve">Because technology develops quickly, schools must update their resources regularly.</w:t>
+              <w:t xml:space="preserve">Because technology is developing very quickly, schools have to keep updating their computers and software.</w:t>
             </w:r>
           </w:p>
         </w:tc>
@@ -1829,7 +1989,7 @@
                 <w:sz w:val="22"/>
                 <w:szCs w:val="22"/>
               </w:rPr>
-              <w:t xml:space="preserve">Replace the ‘because’ clause with a phrase beginning ‘Owing to the rapid development of ...’.</w:t>
+              <w:t xml:space="preserve">Replace the whole ‘Because ...’ clause with a phrase beginning ‘Owing to the rapid ...’.</w:t>
             </w:r>
           </w:p>
         </w:tc>
@@ -1864,7 +2024,7 @@
                 <w:sz w:val="22"/>
                 <w:szCs w:val="22"/>
               </w:rPr>
-              <w:t xml:space="preserve">Owing to the rapid development of technology, schools must update their resources regularly.</w:t>
+              <w:t xml:space="preserve">Owing to the rapid development of technology, schools must update their computers and software constantly.</w:t>
             </w:r>
           </w:p>
         </w:tc>
@@ -1924,7 +2084,7 @@
                 <w:sz w:val="22"/>
                 <w:szCs w:val="22"/>
               </w:rPr>
-              <w:t xml:space="preserve">If the government does not regulate social media companies, online scams will continue to grow.</w:t>
+              <w:t xml:space="preserve">If the government does not control social media companies more strictly, online scams will just keep growing.</w:t>
             </w:r>
           </w:p>
         </w:tc>
@@ -1959,7 +2119,7 @@
                 <w:sz w:val="22"/>
                 <w:szCs w:val="22"/>
               </w:rPr>
-              <w:t xml:space="preserve">Replace the conditional clause with a noun phrase beginning with ‘Without ...’.</w:t>
+              <w:t xml:space="preserve">Replace the ‘If ...’ clause with a noun phrase beginning with ‘Without ...’.</w:t>
             </w:r>
           </w:p>
         </w:tc>
@@ -2051,7 +2211,7 @@
           <w:sz w:val="22"/>
           <w:szCs w:val="22"/>
         </w:rPr>
-        <w:t xml:space="preserve">1. Your school magazine is running a series called ‘Life in the Digital Age’. Write ONE paragraph (about 80 words) giving your opinion on whether students should be allowed to use AI tools such as ChatGPT to help with their schoolwork.</w:t>
+        <w:t xml:space="preserve">1. Your school magazine is running a series called ‘Life in the Digital Age’. Write ONE paragraph (about 80 words) giving your opinion on whether young people today are able to tell real news from fake news, and suggesting ONE thing schools could do to help them.</w:t>
       </w:r>
     </w:p>
     <w:p>
@@ -2113,7 +2273,7 @@
           <w:sz w:val="22"/>
           <w:szCs w:val="22"/>
         </w:rPr>
-        <w:t xml:space="preserve">Teachers often blame AI tools for helping students cheat, yet the same tools can support genuine learning. The introduction of clear school guidelines, together with the use of AI for brainstorming rather than for writing essays, would keep homework honest while saving time. A simple ban, which students would quickly find ways around, is unlikely to work, and it may simply drive the practice underground. With clear guidelines in place, however, AI could become a helpful tutor rather than a hidden ghost-writer.</w:t>
+        <w:t xml:space="preserve">Some adults assume young people are internet experts, but the opposite is usually true. The spread of fake news on social media is alarmingly fast, and it tests the judgement of even careful readers. Schools, in my view, should teach students how to check the source of every story, which is a vital skill in the digital age. Such lessons take only minutes and can be built into normal English classes without extra cost or equipment.</w:t>
       </w:r>
     </w:p>
     <w:p>
@@ -2142,7 +2302,7 @@
           <w:sz w:val="22"/>
           <w:szCs w:val="22"/>
         </w:rPr>
-        <w:t xml:space="preserve">Students’ dependence on AI worries many teachers, but the importance of honest effort is just as clear. A chatbot writing a whole essay teaches nothing, while one explaining a difficult idea can speed up real learning. The wisest approach, to my mind, is to allow AI with clear limits, which keeps the student’s responsibility at the centre of every assignment. Chatting with a well-designed tutor bot can also build confidence, provided the final answer is always the student’s own work.</w:t>
+        <w:t xml:space="preserve">Many teenagers rely on short videos for their news, and their awareness of bias is often weak. The importance of checking information before sharing it becomes clear only after a false story has spread, which usually means real harm has already been done. Schools should therefore run regular lessons on media literacy, treating it as a basic life skill rather than an optional topic. Knowing how to pause and check before sharing is the most useful survival habit in the digital world.</w:t>
       </w:r>
     </w:p>
     <w:p>
@@ -2171,7 +2331,7 @@
           <w:sz w:val="22"/>
           <w:szCs w:val="22"/>
         </w:rPr>
-        <w:t xml:space="preserve">Owing to the rapid development of artificial intelligence, homework can no longer be treated as proof of a student’s own thinking. The ease of copying from a chatbot, together with the difficulty of detecting it, has forced schools to reconsider their assignments. The answer is not to ban the tools but to teach their responsible use, which will prepare students for a working world full of AI. Adapting assignments to AI’s strengths and weaknesses is the challenge now facing every school.</w:t>
+        <w:t xml:space="preserve">Owing to the constant flow of posts and videos, young people rarely pause to consider whether a story is true. The ease of forwarding a shocking headline, together with the difficulty of checking it, explains why fake news spreads so quickly. The responsibility for stopping it must be shared, which means schools, platforms and parents all have a part to play. Parents, in particular, can show their children how to compare sources, while teachers can make fact-checking a normal classroom habit.</w:t>
       </w:r>
     </w:p>
     <w:sectPr>

--- a/out/Lesson 3 - Nominalisation (Teacher's).docx
+++ b/out/Lesson 3 - Nominalisation (Teacher's).docx
@@ -107,7 +107,7 @@
                 <w:sz w:val="22"/>
                 <w:szCs w:val="22"/>
               </w:rPr>
-              <w:t xml:space="preserve">Not only social media connects people instantly, but it also spreads stories which is often false.</w:t>
+              <w:t xml:space="preserve">Not only social media connects people far apart, but it also spreads rumours which often goes unchecked.</w:t>
             </w:r>
           </w:p>
         </w:tc>
@@ -125,7 +125,7 @@
                 <w:sz w:val="22"/>
                 <w:szCs w:val="22"/>
               </w:rPr>
-              <w:t xml:space="preserve">Rarely teenagers check the sources of the news they read online, which make them easy to fool.</w:t>
+              <w:t xml:space="preserve">Rarely teenagers verify the truth of what they share online, which make them easy targets of scams.</w:t>
             </w:r>
           </w:p>
         </w:tc>
@@ -143,7 +143,7 @@
                 <w:sz w:val="22"/>
                 <w:szCs w:val="22"/>
               </w:rPr>
-              <w:t xml:space="preserve">Only by setting clear screen-time rules parents can help their children, who often spends hours gaming.</w:t>
+              <w:t xml:space="preserve">Only by setting clear screen-time rules parents can protect their children, who often spends hours gaming late into the night.</w:t>
             </w:r>
           </w:p>
         </w:tc>
@@ -161,7 +161,7 @@
                 <w:sz w:val="22"/>
                 <w:szCs w:val="22"/>
               </w:rPr>
-              <w:t xml:space="preserve">Never the school has considered banning phones in class, which is used by nearly every student.</w:t>
+              <w:t xml:space="preserve">Never the school has considered banning phones in class, which distracts students from every lesson.</w:t>
             </w:r>
           </w:p>
         </w:tc>
@@ -179,7 +179,7 @@
                 <w:sz w:val="22"/>
                 <w:szCs w:val="22"/>
               </w:rPr>
-              <w:t xml:space="preserve">Seldom students will question the news which they read it on social media.</w:t>
+              <w:t xml:space="preserve">Seldom victims of online scams report the fraud to the police, which make it harder to catch the criminals.</w:t>
             </w:r>
           </w:p>
         </w:tc>
@@ -291,7 +291,7 @@
                 <w:sz w:val="22"/>
                 <w:szCs w:val="22"/>
               </w:rPr>
-              <w:t xml:space="preserve">Not only does social media connect people instantly, but it also spreads stories which are often false. (Add do before the subject; is → are — ‘which’ refers to stories.)</w:t>
+              <w:t xml:space="preserve">Not only does social media connect people far apart, but it also spreads rumours which often go unchecked. (Add do before the subject; goes → go — ‘which’ refers to rumours.)</w:t>
             </w:r>
           </w:p>
         </w:tc>
@@ -327,7 +327,7 @@
                 <w:sz w:val="22"/>
                 <w:szCs w:val="22"/>
               </w:rPr>
-              <w:t xml:space="preserve">Rarely do teenagers check the sources of the news they read online, which makes them easy to fool. (Add do before the subject; make → makes — the clause refers to the whole activity of checking sources.)</w:t>
+              <w:t xml:space="preserve">Rarely do teenagers verify the truth of what they share online, which makes them easy targets of scams. (Add do before the subject; make → makes — the clause refers to sharing without checking.)</w:t>
             </w:r>
           </w:p>
         </w:tc>
@@ -363,7 +363,7 @@
                 <w:sz w:val="22"/>
                 <w:szCs w:val="22"/>
               </w:rPr>
-              <w:t xml:space="preserve">Only by setting clear screen-time rules can parents help their children, who often spend hours gaming. (Move can before parents — ‘Only by’ inverts subject and auxiliary; spends → spend — ‘who’ refers to children.)</w:t>
+              <w:t xml:space="preserve">Only by setting clear screen-time rules can parents protect their children, who often spend hours gaming late into the night. (Move can before parents — ‘Only by’ inverts subject and auxiliary; spends → spend — ‘who’ refers to children.)</w:t>
             </w:r>
           </w:p>
         </w:tc>
@@ -399,7 +399,7 @@
                 <w:sz w:val="22"/>
                 <w:szCs w:val="22"/>
               </w:rPr>
-              <w:t xml:space="preserve">Never has the school considered banning phones in class, which are used by nearly every student. (Move has before the school — ‘Never’ inverts; is → are — ‘which’ refers to phones.)</w:t>
+              <w:t xml:space="preserve">Never has the school considered banning phones in class, which distract students from every lesson. (Move has before the school — ‘Never’ inverts; distracts → distract — ‘which’ refers to phones.)</w:t>
             </w:r>
           </w:p>
         </w:tc>
@@ -435,7 +435,7 @@
                 <w:sz w:val="22"/>
                 <w:szCs w:val="22"/>
               </w:rPr>
-              <w:t xml:space="preserve">Seldom will students question the news which they read on social media. (Move will before students — ‘Seldom’ inverts; delete it — ‘which they read’ is complete without a second object.)</w:t>
+              <w:t xml:space="preserve">Seldom do victims of online scams report the fraud to the police, which makes it harder to catch the criminals. (Add do before the subject; make → makes — the clause refers to the whole failure to report.)</w:t>
             </w:r>
           </w:p>
         </w:tc>
@@ -568,7 +568,7 @@
                 <w:sz w:val="22"/>
                 <w:szCs w:val="22"/>
               </w:rPr>
-              <w:t xml:space="preserve">People use their phones all day long.</w:t>
+              <w:t xml:space="preserve">People use their phones all the time, and many young people cannot sleep well.</w:t>
             </w:r>
           </w:p>
         </w:tc>
@@ -585,7 +585,7 @@
                 <w:sz w:val="22"/>
                 <w:szCs w:val="22"/>
               </w:rPr>
-              <w:t xml:space="preserve">The widespread use of smartphones worries teachers and parents.</w:t>
+              <w:t xml:space="preserve">The constant use of phones affects many young people’s sleep.</w:t>
             </w:r>
           </w:p>
         </w:tc>
@@ -604,7 +604,7 @@
                 <w:sz w:val="22"/>
                 <w:szCs w:val="22"/>
               </w:rPr>
-              <w:t xml:space="preserve">The company will improve its online security system.</w:t>
+              <w:t xml:space="preserve">The company will improve its online security system, so customers will feel safer.</w:t>
             </w:r>
           </w:p>
         </w:tc>
@@ -621,7 +621,7 @@
                 <w:sz w:val="22"/>
                 <w:szCs w:val="22"/>
               </w:rPr>
-              <w:t xml:space="preserve">The improvement of the company’s online security system will begin next month.</w:t>
+              <w:t xml:space="preserve">The improvement of the company’s online security system will make customers feel safer.</w:t>
             </w:r>
           </w:p>
         </w:tc>
@@ -640,7 +640,7 @@
                 <w:sz w:val="22"/>
                 <w:szCs w:val="22"/>
               </w:rPr>
-              <w:t xml:space="preserve">Young people depend on their phones too much.</w:t>
+              <w:t xml:space="preserve">Young people depend on their phones too much, and their schoolwork suffers.</w:t>
             </w:r>
           </w:p>
         </w:tc>
@@ -657,7 +657,7 @@
                 <w:sz w:val="22"/>
                 <w:szCs w:val="22"/>
               </w:rPr>
-              <w:t xml:space="preserve">Young people’s heavy dependence on their phones shows no sign of weakening.</w:t>
+              <w:t xml:space="preserve">Young people’s heavy dependence on their phones affects their schoolwork.</w:t>
             </w:r>
           </w:p>
         </w:tc>
@@ -676,7 +676,7 @@
                 <w:sz w:val="22"/>
                 <w:szCs w:val="22"/>
               </w:rPr>
-              <w:t xml:space="preserve">Students should be aware of online privacy.</w:t>
+              <w:t xml:space="preserve">Students who share photos online should be aware of online privacy.</w:t>
             </w:r>
           </w:p>
         </w:tc>
@@ -693,7 +693,7 @@
                 <w:sz w:val="22"/>
                 <w:szCs w:val="22"/>
               </w:rPr>
-              <w:t xml:space="preserve">Awareness of online privacy is now taught in many schools.</w:t>
+              <w:t xml:space="preserve">Students who share photos online should show awareness of online privacy.</w:t>
             </w:r>
           </w:p>
         </w:tc>
@@ -712,7 +712,7 @@
                 <w:sz w:val="22"/>
                 <w:szCs w:val="22"/>
               </w:rPr>
-              <w:t xml:space="preserve">The government decided to control social media companies more strictly.</w:t>
+              <w:t xml:space="preserve">The government decided to regulate social media companies, and the public supported this.</w:t>
             </w:r>
           </w:p>
         </w:tc>
@@ -729,7 +729,7 @@
                 <w:sz w:val="22"/>
                 <w:szCs w:val="22"/>
               </w:rPr>
-              <w:t xml:space="preserve">The government’s decision to regulate social media companies has won public support.</w:t>
+              <w:t xml:space="preserve">The government’s decision to regulate social media companies won public support.</w:t>
             </w:r>
           </w:p>
         </w:tc>
@@ -748,7 +748,7 @@
                 <w:sz w:val="22"/>
                 <w:szCs w:val="22"/>
               </w:rPr>
-              <w:t xml:space="preserve">Tech companies should be responsible for users’ data.</w:t>
+              <w:t xml:space="preserve">Tech companies should be responsible for users’ data, but many ignore this duty.</w:t>
             </w:r>
           </w:p>
         </w:tc>
@@ -765,7 +765,7 @@
                 <w:sz w:val="22"/>
                 <w:szCs w:val="22"/>
               </w:rPr>
-              <w:t xml:space="preserve">Tech companies must accept responsibility for users’ data.</w:t>
+              <w:t xml:space="preserve">Many tech companies ignore their responsibility for users’ data.</w:t>
             </w:r>
           </w:p>
         </w:tc>
@@ -801,7 +801,7 @@
                 <w:sz w:val="22"/>
                 <w:szCs w:val="22"/>
               </w:rPr>
-              <w:t xml:space="preserve">The rapid sharing of news allows rumours to spread quickly.</w:t>
+              <w:t xml:space="preserve">The rapid sharing of news makes rumours spread quickly.</w:t>
             </w:r>
           </w:p>
         </w:tc>
@@ -837,7 +837,7 @@
                 <w:sz w:val="22"/>
                 <w:szCs w:val="22"/>
               </w:rPr>
-              <w:t xml:space="preserve">Young people’s preference for social media news over newspapers has reshaped the whole news industry.</w:t>
+              <w:t xml:space="preserve">Many people show a clear preference for social media news over newspapers.</w:t>
             </w:r>
           </w:p>
         </w:tc>
@@ -1469,7 +1469,7 @@
                 <w:sz w:val="22"/>
                 <w:szCs w:val="22"/>
               </w:rPr>
-              <w:t xml:space="preserve">Turn the verb ‘use’ into a noun and begin with ‘The constant use of ...’.</w:t>
+              <w:t xml:space="preserve">Turn the verb ‘use’ into a noun: begin with ‘Students’ constant use of ...’.</w:t>
             </w:r>
           </w:p>
         </w:tc>
@@ -1504,7 +1504,7 @@
                 <w:sz w:val="22"/>
                 <w:szCs w:val="22"/>
               </w:rPr>
-              <w:t xml:space="preserve">The constant use of social media makes it hard for students to concentrate.</w:t>
+              <w:t xml:space="preserve">Students’ constant use of social media weakens their concentration.</w:t>
             </w:r>
           </w:p>
         </w:tc>
@@ -2211,7 +2211,7 @@
           <w:sz w:val="22"/>
           <w:szCs w:val="22"/>
         </w:rPr>
-        <w:t xml:space="preserve">1. Your school magazine is running a series called ‘Life in the Digital Age’. Write ONE paragraph (about 80 words) giving your opinion on whether young people today are able to tell real news from fake news, and suggesting ONE thing schools could do to help them.</w:t>
+        <w:t xml:space="preserve">1. Your school magazine is running a series called ‘Life in the Digital Age’. Write ONE paragraph (about 80 words) explaining why online scams have become a common problem for young people, and suggesting ONE thing schools could do to protect them.</w:t>
       </w:r>
     </w:p>
     <w:p>
@@ -2273,7 +2273,7 @@
           <w:sz w:val="22"/>
           <w:szCs w:val="22"/>
         </w:rPr>
-        <w:t xml:space="preserve">Some adults assume young people are internet experts, but the opposite is usually true. The spread of fake news on social media is alarmingly fast, and it tests the judgement of even careful readers. Schools, in my view, should teach students how to check the source of every story, which is a vital skill in the digital age. Such lessons take only minutes and can be built into normal English classes without extra cost or equipment.</w:t>
+        <w:t xml:space="preserve">Online scams have become a common problem because many young people trust official-looking messages without a second thought. The spread of fake websites and phishing links is hard to stop, and it catches even careful users by surprise. Schools, in my view, should teach students the importance of checking every message before clicking, which is a vital skill in the digital world. A short course on online safety could easily be added to existing computer lessons, and it would reach every student equally.</w:t>
       </w:r>
     </w:p>
     <w:p>
@@ -2302,7 +2302,7 @@
           <w:sz w:val="22"/>
           <w:szCs w:val="22"/>
         </w:rPr>
-        <w:t xml:space="preserve">Many teenagers rely on short videos for their news, and their awareness of bias is often weak. The importance of checking information before sharing it becomes clear only after a false story has spread, which usually means real harm has already been done. Schools should therefore run regular lessons on media literacy, treating it as a basic life skill rather than an optional topic. Knowing how to pause and check before sharing is the most useful survival habit in the digital world.</w:t>
+        <w:t xml:space="preserve">Young people’s awareness of online scams is often low, and their trust in strangers’ messages can be far too high. The seriousness of the problem becomes clear only after money or personal data has been stolen, which is usually far too late. Schools should therefore run regular lessons on spotting scams, treating it as a basic life skill rather than an optional topic. Knowing how to pause and double-check before paying is the strongest protection available to any student.</w:t>
       </w:r>
     </w:p>
     <w:p>
@@ -2331,7 +2331,7 @@
           <w:sz w:val="22"/>
           <w:szCs w:val="22"/>
         </w:rPr>
-        <w:t xml:space="preserve">Owing to the constant flow of posts and videos, young people rarely pause to consider whether a story is true. The ease of forwarding a shocking headline, together with the difficulty of checking it, explains why fake news spreads so quickly. The responsibility for stopping it must be shared, which means schools, platforms and parents all have a part to play. Parents, in particular, can show their children how to compare sources, while teachers can make fact-checking a normal classroom habit.</w:t>
+        <w:t xml:space="preserve">Owing to the constant flow of scam messages on social media, young people are targeted almost daily. The ease of creating fake websites, together with the difficulty of telling them from real ones, explains why so many victims never notice until it is too late. The responsibility for protection must be shared, which means schools, platforms and parents all have a part to play. Parents can talk openly about scams at home, while teachers can make online safety a regular lesson topic.</w:t>
       </w:r>
     </w:p>
     <w:sectPr>

--- a/out/Lesson 3 - Nominalisation (Teacher's).docx
+++ b/out/Lesson 3 - Nominalisation (Teacher's).docx
@@ -107,7 +107,7 @@
                 <w:sz w:val="22"/>
                 <w:szCs w:val="22"/>
               </w:rPr>
-              <w:t xml:space="preserve">Not only social media connects people far apart, but it also spreads rumours which often goes unchecked.</w:t>
+              <w:t xml:space="preserve">Not only online learning saves travelling time, but it also gives students access to courses which is not available in their own schools.</w:t>
             </w:r>
           </w:p>
         </w:tc>
@@ -291,7 +291,7 @@
                 <w:sz w:val="22"/>
                 <w:szCs w:val="22"/>
               </w:rPr>
-              <w:t xml:space="preserve">Not only does social media connect people far apart, but it also spreads rumours which often go unchecked. (Add do before the subject; goes → go — ‘which’ refers to rumours.)</w:t>
+              <w:t xml:space="preserve">Not only does online learning save travelling time, but it also gives students access to courses which are not available in their own schools. (Add do before the subject; is → are — ‘which’ refers to courses.)</w:t>
             </w:r>
           </w:p>
         </w:tc>
@@ -456,517 +456,6 @@
     </w:p>
     <w:p>
       <w:pPr>
-        <w:spacing w:line="360" w:lineRule="auto"/>
-      </w:pPr>
-      <w:r>
-        <w:rPr>
-          <w:rFonts w:ascii="Times New Roman" w:hAnsi="Times New Roman" w:cs="Times New Roman"/>
-          <w:sz w:val="22"/>
-          <w:szCs w:val="22"/>
-        </w:rPr>
-        <w:t xml:space="preserve"/>
-      </w:r>
-    </w:p>
-    <w:p>
-      <w:pPr>
-        <w:pStyle w:val="20"/>
-        <w:spacing w:line="360" w:lineRule="auto"/>
-      </w:pPr>
-      <w:r>
-        <w:rPr>
-          <w:rFonts w:ascii="Times New Roman" w:hAnsi="Times New Roman" w:cs="Times New Roman"/>
-          <w:b/>
-        </w:rPr>
-        <w:t xml:space="preserve">Part 2: Nominalisation in formal writing</w:t>
-      </w:r>
-    </w:p>
-    <w:p>
-      <w:pPr>
-        <w:spacing w:line="360" w:lineRule="auto"/>
-      </w:pPr>
-      <w:r>
-        <w:rPr>
-          <w:rFonts w:ascii="Times New Roman" w:hAnsi="Times New Roman" w:cs="Times New Roman"/>
-          <w:sz w:val="22"/>
-          <w:szCs w:val="22"/>
-        </w:rPr>
-        <w:t xml:space="preserve">Nominalisation names an action or a quality as a noun, so that ‘people use phones’ becomes ‘the use of phones’. Naming ideas in this way packs a sentence into fewer words and gives formal writing a more academic tone. It is one of the clearest signs of a higher band in DSE Paper 2.</w:t>
-      </w:r>
-    </w:p>
-    <w:p>
-      <w:pPr>
-        <w:spacing w:line="360" w:lineRule="auto"/>
-      </w:pPr>
-      <w:r>
-        <w:rPr>
-          <w:rFonts w:ascii="Times New Roman" w:hAnsi="Times New Roman" w:cs="Times New Roman"/>
-          <w:sz w:val="22"/>
-          <w:szCs w:val="22"/>
-        </w:rPr>
-        <w:t xml:space="preserve">Study how each plain sentence is converted. The new version names the action or quality as a noun and sounds more mature, yet the meaning stays the same.</w:t>
-      </w:r>
-    </w:p>
-    <w:tbl>
-      <w:tblPr>
-        <w:tblStyle w:val="aff2"/>
-        <w:tblW w:w="0" w:type="auto"/>
-        <w:tblLook w:val="04A0" w:firstRow="1" w:lastRow="0" w:firstColumn="1" w:lastColumn="0" w:noHBand="0" w:noVBand="1"/>
-      </w:tblPr>
-      <w:tblGrid>
-        <w:gridCol w:w="4675"/>
-        <w:gridCol w:w="4675"/>
-      </w:tblGrid>
-      <w:tr>
-        <w:tc>
-          <w:tcPr>
-            <w:tcW w:w="4675" w:type="dxa"/>
-            <w:shd w:val="clear" w:color="auto" w:fill="DEEBF7"/>
-          </w:tcPr>
-          <w:p>
-            <w:pPr/>
-            <w:r>
-              <w:rPr>
-                <w:rFonts w:ascii="Times New Roman" w:hAnsi="Times New Roman" w:cs="Times New Roman"/>
-                <w:b/>
-                <w:sz w:val="22"/>
-                <w:szCs w:val="22"/>
-              </w:rPr>
-              <w:t xml:space="preserve">Plain</w:t>
-            </w:r>
-          </w:p>
-        </w:tc>
-        <w:tc>
-          <w:tcPr>
-            <w:tcW w:w="4675" w:type="dxa"/>
-            <w:shd w:val="clear" w:color="auto" w:fill="DEEBF7"/>
-          </w:tcPr>
-          <w:p>
-            <w:pPr/>
-            <w:r>
-              <w:rPr>
-                <w:rFonts w:ascii="Times New Roman" w:hAnsi="Times New Roman" w:cs="Times New Roman"/>
-                <w:b/>
-                <w:sz w:val="22"/>
-                <w:szCs w:val="22"/>
-              </w:rPr>
-              <w:t xml:space="preserve">More formal</w:t>
-            </w:r>
-          </w:p>
-        </w:tc>
-      </w:tr>
-      <w:tr>
-        <w:tc>
-          <w:tcPr>
-            <w:tcW w:w="4675" w:type="dxa"/>
-            <w:shd w:val="clear" w:color="auto" w:fill="DEEBF7"/>
-          </w:tcPr>
-          <w:p>
-            <w:pPr/>
-            <w:r>
-              <w:rPr>
-                <w:rFonts w:ascii="Times New Roman" w:hAnsi="Times New Roman" w:cs="Times New Roman"/>
-                <w:sz w:val="22"/>
-                <w:szCs w:val="22"/>
-              </w:rPr>
-              <w:t xml:space="preserve">People use their phones all the time, and many young people cannot sleep well.</w:t>
-            </w:r>
-          </w:p>
-        </w:tc>
-        <w:tc>
-          <w:tcPr>
-            <w:tcW w:w="4675" w:type="dxa"/>
-            <w:shd w:val="clear" w:color="auto" w:fill="DEEBF7"/>
-          </w:tcPr>
-          <w:p>
-            <w:pPr/>
-            <w:r>
-              <w:rPr>
-                <w:rFonts w:ascii="Times New Roman" w:hAnsi="Times New Roman" w:cs="Times New Roman"/>
-                <w:sz w:val="22"/>
-                <w:szCs w:val="22"/>
-              </w:rPr>
-              <w:t xml:space="preserve">The constant use of phones affects many young people’s sleep.</w:t>
-            </w:r>
-          </w:p>
-        </w:tc>
-      </w:tr>
-      <w:tr>
-        <w:tc>
-          <w:tcPr>
-            <w:tcW w:w="4675" w:type="dxa"/>
-            <w:shd w:val="clear" w:color="auto" w:fill="DEEBF7"/>
-          </w:tcPr>
-          <w:p>
-            <w:pPr/>
-            <w:r>
-              <w:rPr>
-                <w:rFonts w:ascii="Times New Roman" w:hAnsi="Times New Roman" w:cs="Times New Roman"/>
-                <w:sz w:val="22"/>
-                <w:szCs w:val="22"/>
-              </w:rPr>
-              <w:t xml:space="preserve">The company will improve its online security system, so customers will feel safer.</w:t>
-            </w:r>
-          </w:p>
-        </w:tc>
-        <w:tc>
-          <w:tcPr>
-            <w:tcW w:w="4675" w:type="dxa"/>
-            <w:shd w:val="clear" w:color="auto" w:fill="DEEBF7"/>
-          </w:tcPr>
-          <w:p>
-            <w:pPr/>
-            <w:r>
-              <w:rPr>
-                <w:rFonts w:ascii="Times New Roman" w:hAnsi="Times New Roman" w:cs="Times New Roman"/>
-                <w:sz w:val="22"/>
-                <w:szCs w:val="22"/>
-              </w:rPr>
-              <w:t xml:space="preserve">The improvement of the company’s online security system will make customers feel safer.</w:t>
-            </w:r>
-          </w:p>
-        </w:tc>
-      </w:tr>
-      <w:tr>
-        <w:tc>
-          <w:tcPr>
-            <w:tcW w:w="4675" w:type="dxa"/>
-            <w:shd w:val="clear" w:color="auto" w:fill="DEEBF7"/>
-          </w:tcPr>
-          <w:p>
-            <w:pPr/>
-            <w:r>
-              <w:rPr>
-                <w:rFonts w:ascii="Times New Roman" w:hAnsi="Times New Roman" w:cs="Times New Roman"/>
-                <w:sz w:val="22"/>
-                <w:szCs w:val="22"/>
-              </w:rPr>
-              <w:t xml:space="preserve">Young people depend on their phones too much, and their schoolwork suffers.</w:t>
-            </w:r>
-          </w:p>
-        </w:tc>
-        <w:tc>
-          <w:tcPr>
-            <w:tcW w:w="4675" w:type="dxa"/>
-            <w:shd w:val="clear" w:color="auto" w:fill="DEEBF7"/>
-          </w:tcPr>
-          <w:p>
-            <w:pPr/>
-            <w:r>
-              <w:rPr>
-                <w:rFonts w:ascii="Times New Roman" w:hAnsi="Times New Roman" w:cs="Times New Roman"/>
-                <w:sz w:val="22"/>
-                <w:szCs w:val="22"/>
-              </w:rPr>
-              <w:t xml:space="preserve">Young people’s heavy dependence on their phones affects their schoolwork.</w:t>
-            </w:r>
-          </w:p>
-        </w:tc>
-      </w:tr>
-      <w:tr>
-        <w:tc>
-          <w:tcPr>
-            <w:tcW w:w="4675" w:type="dxa"/>
-            <w:shd w:val="clear" w:color="auto" w:fill="DEEBF7"/>
-          </w:tcPr>
-          <w:p>
-            <w:pPr/>
-            <w:r>
-              <w:rPr>
-                <w:rFonts w:ascii="Times New Roman" w:hAnsi="Times New Roman" w:cs="Times New Roman"/>
-                <w:sz w:val="22"/>
-                <w:szCs w:val="22"/>
-              </w:rPr>
-              <w:t xml:space="preserve">Students who share photos online should be aware of online privacy.</w:t>
-            </w:r>
-          </w:p>
-        </w:tc>
-        <w:tc>
-          <w:tcPr>
-            <w:tcW w:w="4675" w:type="dxa"/>
-            <w:shd w:val="clear" w:color="auto" w:fill="DEEBF7"/>
-          </w:tcPr>
-          <w:p>
-            <w:pPr/>
-            <w:r>
-              <w:rPr>
-                <w:rFonts w:ascii="Times New Roman" w:hAnsi="Times New Roman" w:cs="Times New Roman"/>
-                <w:sz w:val="22"/>
-                <w:szCs w:val="22"/>
-              </w:rPr>
-              <w:t xml:space="preserve">Students who share photos online should show awareness of online privacy.</w:t>
-            </w:r>
-          </w:p>
-        </w:tc>
-      </w:tr>
-      <w:tr>
-        <w:tc>
-          <w:tcPr>
-            <w:tcW w:w="4675" w:type="dxa"/>
-            <w:shd w:val="clear" w:color="auto" w:fill="DEEBF7"/>
-          </w:tcPr>
-          <w:p>
-            <w:pPr/>
-            <w:r>
-              <w:rPr>
-                <w:rFonts w:ascii="Times New Roman" w:hAnsi="Times New Roman" w:cs="Times New Roman"/>
-                <w:sz w:val="22"/>
-                <w:szCs w:val="22"/>
-              </w:rPr>
-              <w:t xml:space="preserve">The government decided to regulate social media companies, and the public supported this.</w:t>
-            </w:r>
-          </w:p>
-        </w:tc>
-        <w:tc>
-          <w:tcPr>
-            <w:tcW w:w="4675" w:type="dxa"/>
-            <w:shd w:val="clear" w:color="auto" w:fill="DEEBF7"/>
-          </w:tcPr>
-          <w:p>
-            <w:pPr/>
-            <w:r>
-              <w:rPr>
-                <w:rFonts w:ascii="Times New Roman" w:hAnsi="Times New Roman" w:cs="Times New Roman"/>
-                <w:sz w:val="22"/>
-                <w:szCs w:val="22"/>
-              </w:rPr>
-              <w:t xml:space="preserve">The government’s decision to regulate social media companies won public support.</w:t>
-            </w:r>
-          </w:p>
-        </w:tc>
-      </w:tr>
-      <w:tr>
-        <w:tc>
-          <w:tcPr>
-            <w:tcW w:w="4675" w:type="dxa"/>
-            <w:shd w:val="clear" w:color="auto" w:fill="DEEBF7"/>
-          </w:tcPr>
-          <w:p>
-            <w:pPr/>
-            <w:r>
-              <w:rPr>
-                <w:rFonts w:ascii="Times New Roman" w:hAnsi="Times New Roman" w:cs="Times New Roman"/>
-                <w:sz w:val="22"/>
-                <w:szCs w:val="22"/>
-              </w:rPr>
-              <w:t xml:space="preserve">Tech companies should be responsible for users’ data, but many ignore this duty.</w:t>
-            </w:r>
-          </w:p>
-        </w:tc>
-        <w:tc>
-          <w:tcPr>
-            <w:tcW w:w="4675" w:type="dxa"/>
-            <w:shd w:val="clear" w:color="auto" w:fill="DEEBF7"/>
-          </w:tcPr>
-          <w:p>
-            <w:pPr/>
-            <w:r>
-              <w:rPr>
-                <w:rFonts w:ascii="Times New Roman" w:hAnsi="Times New Roman" w:cs="Times New Roman"/>
-                <w:sz w:val="22"/>
-                <w:szCs w:val="22"/>
-              </w:rPr>
-              <w:t xml:space="preserve">Many tech companies ignore their responsibility for users’ data.</w:t>
-            </w:r>
-          </w:p>
-        </w:tc>
-      </w:tr>
-      <w:tr>
-        <w:tc>
-          <w:tcPr>
-            <w:tcW w:w="4675" w:type="dxa"/>
-            <w:shd w:val="clear" w:color="auto" w:fill="DEEBF7"/>
-          </w:tcPr>
-          <w:p>
-            <w:pPr/>
-            <w:r>
-              <w:rPr>
-                <w:rFonts w:ascii="Times New Roman" w:hAnsi="Times New Roman" w:cs="Times New Roman"/>
-                <w:sz w:val="22"/>
-                <w:szCs w:val="22"/>
-              </w:rPr>
-              <w:t xml:space="preserve">Because people share news very quickly, rumours spread fast.</w:t>
-            </w:r>
-          </w:p>
-        </w:tc>
-        <w:tc>
-          <w:tcPr>
-            <w:tcW w:w="4675" w:type="dxa"/>
-            <w:shd w:val="clear" w:color="auto" w:fill="DEEBF7"/>
-          </w:tcPr>
-          <w:p>
-            <w:pPr/>
-            <w:r>
-              <w:rPr>
-                <w:rFonts w:ascii="Times New Roman" w:hAnsi="Times New Roman" w:cs="Times New Roman"/>
-                <w:sz w:val="22"/>
-                <w:szCs w:val="22"/>
-              </w:rPr>
-              <w:t xml:space="preserve">The rapid sharing of news makes rumours spread quickly.</w:t>
-            </w:r>
-          </w:p>
-        </w:tc>
-      </w:tr>
-      <w:tr>
-        <w:tc>
-          <w:tcPr>
-            <w:tcW w:w="4675" w:type="dxa"/>
-            <w:shd w:val="clear" w:color="auto" w:fill="DEEBF7"/>
-          </w:tcPr>
-          <w:p>
-            <w:pPr/>
-            <w:r>
-              <w:rPr>
-                <w:rFonts w:ascii="Times New Roman" w:hAnsi="Times New Roman" w:cs="Times New Roman"/>
-                <w:sz w:val="22"/>
-                <w:szCs w:val="22"/>
-              </w:rPr>
-              <w:t xml:space="preserve">Many people prefer reading news on social media to reading newspapers.</w:t>
-            </w:r>
-          </w:p>
-        </w:tc>
-        <w:tc>
-          <w:tcPr>
-            <w:tcW w:w="4675" w:type="dxa"/>
-            <w:shd w:val="clear" w:color="auto" w:fill="DEEBF7"/>
-          </w:tcPr>
-          <w:p>
-            <w:pPr/>
-            <w:r>
-              <w:rPr>
-                <w:rFonts w:ascii="Times New Roman" w:hAnsi="Times New Roman" w:cs="Times New Roman"/>
-                <w:sz w:val="22"/>
-                <w:szCs w:val="22"/>
-              </w:rPr>
-              <w:t xml:space="preserve">Many people show a clear preference for social media news over newspapers.</w:t>
-            </w:r>
-          </w:p>
-        </w:tc>
-      </w:tr>
-    </w:tbl>
-    <w:p>
-      <w:pPr>
-        <w:spacing w:line="360" w:lineRule="auto"/>
-      </w:pPr>
-      <w:r>
-        <w:rPr>
-          <w:rFonts w:ascii="Times New Roman" w:hAnsi="Times New Roman" w:cs="Times New Roman"/>
-          <w:sz w:val="22"/>
-          <w:szCs w:val="22"/>
-        </w:rPr>
-        <w:t xml:space="preserve"/>
-      </w:r>
-    </w:p>
-    <w:p>
-      <w:pPr>
-        <w:spacing w:line="360" w:lineRule="auto"/>
-      </w:pPr>
-      <w:r>
-        <w:rPr>
-          <w:rFonts w:ascii="Times New Roman" w:hAnsi="Times New Roman" w:cs="Times New Roman"/>
-          <w:sz w:val="22"/>
-          <w:szCs w:val="22"/>
-        </w:rPr>
-        <w:t xml:space="preserve">The short paragraphs below use the same idea. Notice how the nominalised phrases fit naturally into the sentences — nothing is forced.</w:t>
-      </w:r>
-    </w:p>
-    <w:p>
-      <w:pPr>
-        <w:spacing w:line="360" w:lineRule="auto"/>
-        <w:pBdr>
-          <w:top w:val="single" w:sz="4" w:space="4" w:color="auto"/>
-          <w:left w:val="single" w:sz="4" w:space="4" w:color="auto"/>
-          <w:bottom w:val="single" w:sz="4" w:space="4" w:color="auto"/>
-          <w:right w:val="single" w:sz="4" w:space="4" w:color="auto"/>
-        </w:pBdr>
-      </w:pPr>
-      <w:r>
-        <w:rPr>
-          <w:rFonts w:ascii="Times New Roman" w:hAnsi="Times New Roman" w:cs="Times New Roman"/>
-          <w:sz w:val="22"/>
-          <w:szCs w:val="22"/>
-        </w:rPr>
-        <w:t xml:space="preserve">The introduction of a school digital-literacy programme deserves serious consideration. It would give students the skills to manage their screen time and to judge online information for themselves, reducing the risk of cyberbullying and online scams. Parents and teachers alike would welcome such a step.</w:t>
-      </w:r>
-    </w:p>
-    <w:p>
-      <w:pPr>
-        <w:spacing w:line="360" w:lineRule="auto"/>
-        <w:pBdr>
-          <w:top w:val="single" w:sz="4" w:space="4" w:color="auto"/>
-          <w:left w:val="single" w:sz="4" w:space="4" w:color="auto"/>
-          <w:bottom w:val="single" w:sz="4" w:space="4" w:color="auto"/>
-          <w:right w:val="single" w:sz="4" w:space="4" w:color="auto"/>
-        </w:pBdr>
-      </w:pPr>
-      <w:r>
-        <w:rPr>
-          <w:rFonts w:ascii="Times New Roman" w:hAnsi="Times New Roman" w:cs="Times New Roman"/>
-          <w:sz w:val="22"/>
-          <w:szCs w:val="22"/>
-        </w:rPr>
-        <w:t xml:space="preserve">The importance of digital skills in the modern workplace can hardly be overstated. Students who master online tools at school gain a clear advantage when they graduate, while those who ignore them risk falling further behind. Schools, therefore, should treat digital literacy as a core subject rather than an option.</w:t>
-      </w:r>
-    </w:p>
-    <w:p>
-      <w:pPr>
-        <w:spacing w:line="360" w:lineRule="auto"/>
-        <w:pBdr>
-          <w:top w:val="single" w:sz="4" w:space="4" w:color="auto"/>
-          <w:left w:val="single" w:sz="4" w:space="4" w:color="auto"/>
-          <w:bottom w:val="single" w:sz="4" w:space="4" w:color="auto"/>
-          <w:right w:val="single" w:sz="4" w:space="4" w:color="auto"/>
-        </w:pBdr>
-      </w:pPr>
-      <w:r>
-        <w:rPr>
-          <w:rFonts w:ascii="Times New Roman" w:hAnsi="Times New Roman" w:cs="Times New Roman"/>
-          <w:sz w:val="22"/>
-          <w:szCs w:val="22"/>
-        </w:rPr>
-        <w:t xml:space="preserve">Owing to the widespread use of smartphones, many students struggle to concentrate for long periods. Revision tasks that once took half an hour now stretch over a whole evening, interrupted by notifications arriving every few minutes. Setting clear screen-time limits at home would benefit both study and sleep.</w:t>
-      </w:r>
-    </w:p>
-    <w:p>
-      <w:pPr>
-        <w:spacing w:line="360" w:lineRule="auto"/>
-      </w:pPr>
-      <w:r>
-        <w:rPr>
-          <w:rFonts w:ascii="Times New Roman" w:hAnsi="Times New Roman" w:cs="Times New Roman"/>
-          <w:sz w:val="22"/>
-          <w:szCs w:val="22"/>
-        </w:rPr>
-        <w:t xml:space="preserve"/>
-      </w:r>
-    </w:p>
-    <w:p>
-      <w:pPr>
-        <w:pStyle w:val="1"/>
-        <w:spacing w:line="360" w:lineRule="auto"/>
-      </w:pPr>
-      <w:r>
-        <w:rPr>
-          <w:rFonts w:ascii="Times New Roman" w:hAnsi="Times New Roman" w:cs="Times New Roman"/>
-          <w:b/>
-        </w:rPr>
-        <w:t xml:space="preserve">Part 3: Practice sets</w:t>
-      </w:r>
-    </w:p>
-    <w:p>
-      <w:pPr>
-        <w:spacing w:line="360" w:lineRule="auto"/>
-      </w:pPr>
-      <w:r>
-        <w:rPr>
-          <w:rFonts w:ascii="Times New Roman" w:hAnsi="Times New Roman" w:cs="Times New Roman"/>
-          <w:sz w:val="22"/>
-          <w:szCs w:val="22"/>
-        </w:rPr>
-        <w:t xml:space="preserve">First, warm up by turning words into nouns. Then rewrite each simple sentence using nominalisation. The sentences are about technology and communication, so keep the register formal. The last three sets (4, 5 and 6) are more challenging.</w:t>
-      </w:r>
-    </w:p>
-    <w:p>
-      <w:pPr>
         <w:pStyle w:val="31"/>
         <w:spacing w:line="360" w:lineRule="auto"/>
       </w:pPr>
@@ -990,7 +479,7 @@
           <w:sz w:val="22"/>
           <w:szCs w:val="22"/>
         </w:rPr>
-        <w:t xml:space="preserve">Write the noun form of each word.</w:t>
+        <w:t xml:space="preserve">Write the noun form of each word. The last six words are more challenging.</w:t>
       </w:r>
     </w:p>
     <w:tbl>
@@ -1086,7 +575,7 @@
                 <w:sz w:val="22"/>
                 <w:szCs w:val="22"/>
               </w:rPr>
-              <w:t xml:space="preserve">introduce</w:t>
+              <w:t xml:space="preserve">improve</w:t>
             </w:r>
           </w:p>
         </w:tc>
@@ -1102,7 +591,7 @@
                 <w:sz w:val="22"/>
                 <w:szCs w:val="22"/>
               </w:rPr>
-              <w:t xml:space="preserve">introduction</w:t>
+              <w:t xml:space="preserve">improvement</w:t>
             </w:r>
           </w:p>
         </w:tc>
@@ -1154,6 +643,40 @@
                 <w:sz w:val="22"/>
                 <w:szCs w:val="22"/>
               </w:rPr>
+              <w:t xml:space="preserve">introduce</w:t>
+            </w:r>
+          </w:p>
+        </w:tc>
+        <w:tc>
+          <w:tcPr>
+            <w:tcW w:w="6745" w:type="dxa"/>
+          </w:tcPr>
+          <w:p>
+            <w:pPr/>
+            <w:r>
+              <w:rPr>
+                <w:rFonts w:ascii="Times New Roman" w:hAnsi="Times New Roman" w:cs="Times New Roman"/>
+                <w:sz w:val="22"/>
+                <w:szCs w:val="22"/>
+              </w:rPr>
+              <w:t xml:space="preserve">introduction</w:t>
+            </w:r>
+          </w:p>
+        </w:tc>
+      </w:tr>
+      <w:tr>
+        <w:tc>
+          <w:tcPr>
+            <w:tcW w:w="2605" w:type="dxa"/>
+          </w:tcPr>
+          <w:p>
+            <w:pPr/>
+            <w:r>
+              <w:rPr>
+                <w:rFonts w:ascii="Times New Roman" w:hAnsi="Times New Roman" w:cs="Times New Roman"/>
+                <w:sz w:val="22"/>
+                <w:szCs w:val="22"/>
+              </w:rPr>
               <w:t xml:space="preserve">regulate</w:t>
             </w:r>
           </w:p>
@@ -1188,7 +711,7 @@
                 <w:sz w:val="22"/>
                 <w:szCs w:val="22"/>
               </w:rPr>
-              <w:t xml:space="preserve">improve</w:t>
+              <w:t xml:space="preserve">protect</w:t>
             </w:r>
           </w:p>
         </w:tc>
@@ -1204,7 +727,109 @@
                 <w:sz w:val="22"/>
                 <w:szCs w:val="22"/>
               </w:rPr>
-              <w:t xml:space="preserve">improvement</w:t>
+              <w:t xml:space="preserve">protection</w:t>
+            </w:r>
+          </w:p>
+        </w:tc>
+      </w:tr>
+      <w:tr>
+        <w:tc>
+          <w:tcPr>
+            <w:tcW w:w="2605" w:type="dxa"/>
+          </w:tcPr>
+          <w:p>
+            <w:pPr/>
+            <w:r>
+              <w:rPr>
+                <w:rFonts w:ascii="Times New Roman" w:hAnsi="Times New Roman" w:cs="Times New Roman"/>
+                <w:sz w:val="22"/>
+                <w:szCs w:val="22"/>
+              </w:rPr>
+              <w:t xml:space="preserve">explain</w:t>
+            </w:r>
+          </w:p>
+        </w:tc>
+        <w:tc>
+          <w:tcPr>
+            <w:tcW w:w="6745" w:type="dxa"/>
+          </w:tcPr>
+          <w:p>
+            <w:pPr/>
+            <w:r>
+              <w:rPr>
+                <w:rFonts w:ascii="Times New Roman" w:hAnsi="Times New Roman" w:cs="Times New Roman"/>
+                <w:sz w:val="22"/>
+                <w:szCs w:val="22"/>
+              </w:rPr>
+              <w:t xml:space="preserve">explanation</w:t>
+            </w:r>
+          </w:p>
+        </w:tc>
+      </w:tr>
+      <w:tr>
+        <w:tc>
+          <w:tcPr>
+            <w:tcW w:w="2605" w:type="dxa"/>
+          </w:tcPr>
+          <w:p>
+            <w:pPr/>
+            <w:r>
+              <w:rPr>
+                <w:rFonts w:ascii="Times New Roman" w:hAnsi="Times New Roman" w:cs="Times New Roman"/>
+                <w:sz w:val="22"/>
+                <w:szCs w:val="22"/>
+              </w:rPr>
+              <w:t xml:space="preserve">solve</w:t>
+            </w:r>
+          </w:p>
+        </w:tc>
+        <w:tc>
+          <w:tcPr>
+            <w:tcW w:w="6745" w:type="dxa"/>
+          </w:tcPr>
+          <w:p>
+            <w:pPr/>
+            <w:r>
+              <w:rPr>
+                <w:rFonts w:ascii="Times New Roman" w:hAnsi="Times New Roman" w:cs="Times New Roman"/>
+                <w:sz w:val="22"/>
+                <w:szCs w:val="22"/>
+              </w:rPr>
+              <w:t xml:space="preserve">solution</w:t>
+            </w:r>
+          </w:p>
+        </w:tc>
+      </w:tr>
+      <w:tr>
+        <w:tc>
+          <w:tcPr>
+            <w:tcW w:w="2605" w:type="dxa"/>
+          </w:tcPr>
+          <w:p>
+            <w:pPr/>
+            <w:r>
+              <w:rPr>
+                <w:rFonts w:ascii="Times New Roman" w:hAnsi="Times New Roman" w:cs="Times New Roman"/>
+                <w:sz w:val="22"/>
+                <w:szCs w:val="22"/>
+              </w:rPr>
+              <w:t xml:space="preserve">use</w:t>
+            </w:r>
+          </w:p>
+        </w:tc>
+        <w:tc>
+          <w:tcPr>
+            <w:tcW w:w="6745" w:type="dxa"/>
+          </w:tcPr>
+          <w:p>
+            <w:pPr/>
+            <w:r>
+              <w:rPr>
+                <w:rFonts w:ascii="Times New Roman" w:hAnsi="Times New Roman" w:cs="Times New Roman"/>
+                <w:sz w:val="22"/>
+                <w:szCs w:val="22"/>
+              </w:rPr>
+              <w:t xml:space="preserve">use</w:t>
             </w:r>
           </w:p>
         </w:tc>
@@ -1379,7 +1004,757 @@
           </w:p>
         </w:tc>
       </w:tr>
+      <w:tr>
+        <w:tc>
+          <w:tcPr>
+            <w:tcW w:w="2605" w:type="dxa"/>
+          </w:tcPr>
+          <w:p>
+            <w:pPr/>
+            <w:r>
+              <w:rPr>
+                <w:rFonts w:ascii="Times New Roman" w:hAnsi="Times New Roman" w:cs="Times New Roman"/>
+                <w:sz w:val="22"/>
+                <w:szCs w:val="22"/>
+              </w:rPr>
+              <w:t xml:space="preserve">choose</w:t>
+            </w:r>
+          </w:p>
+        </w:tc>
+        <w:tc>
+          <w:tcPr>
+            <w:tcW w:w="6745" w:type="dxa"/>
+          </w:tcPr>
+          <w:p>
+            <w:pPr/>
+            <w:r>
+              <w:rPr>
+                <w:rFonts w:ascii="Times New Roman" w:hAnsi="Times New Roman" w:cs="Times New Roman"/>
+                <w:sz w:val="22"/>
+                <w:szCs w:val="22"/>
+              </w:rPr>
+              <w:t xml:space="preserve">choice</w:t>
+            </w:r>
+          </w:p>
+        </w:tc>
+      </w:tr>
+      <w:tr>
+        <w:tc>
+          <w:tcPr>
+            <w:tcW w:w="2605" w:type="dxa"/>
+          </w:tcPr>
+          <w:p>
+            <w:pPr/>
+            <w:r>
+              <w:rPr>
+                <w:rFonts w:ascii="Times New Roman" w:hAnsi="Times New Roman" w:cs="Times New Roman"/>
+                <w:sz w:val="22"/>
+                <w:szCs w:val="22"/>
+              </w:rPr>
+              <w:t xml:space="preserve">know</w:t>
+            </w:r>
+          </w:p>
+        </w:tc>
+        <w:tc>
+          <w:tcPr>
+            <w:tcW w:w="6745" w:type="dxa"/>
+          </w:tcPr>
+          <w:p>
+            <w:pPr/>
+            <w:r>
+              <w:rPr>
+                <w:rFonts w:ascii="Times New Roman" w:hAnsi="Times New Roman" w:cs="Times New Roman"/>
+                <w:sz w:val="22"/>
+                <w:szCs w:val="22"/>
+              </w:rPr>
+              <w:t xml:space="preserve">knowledge</w:t>
+            </w:r>
+          </w:p>
+        </w:tc>
+      </w:tr>
+      <w:tr>
+        <w:tc>
+          <w:tcPr>
+            <w:tcW w:w="2605" w:type="dxa"/>
+          </w:tcPr>
+          <w:p>
+            <w:pPr/>
+            <w:r>
+              <w:rPr>
+                <w:rFonts w:ascii="Times New Roman" w:hAnsi="Times New Roman" w:cs="Times New Roman"/>
+                <w:sz w:val="22"/>
+                <w:szCs w:val="22"/>
+              </w:rPr>
+              <w:t xml:space="preserve">lose</w:t>
+            </w:r>
+          </w:p>
+        </w:tc>
+        <w:tc>
+          <w:tcPr>
+            <w:tcW w:w="6745" w:type="dxa"/>
+          </w:tcPr>
+          <w:p>
+            <w:pPr/>
+            <w:r>
+              <w:rPr>
+                <w:rFonts w:ascii="Times New Roman" w:hAnsi="Times New Roman" w:cs="Times New Roman"/>
+                <w:sz w:val="22"/>
+                <w:szCs w:val="22"/>
+              </w:rPr>
+              <w:t xml:space="preserve">loss</w:t>
+            </w:r>
+          </w:p>
+        </w:tc>
+      </w:tr>
+      <w:tr>
+        <w:tc>
+          <w:tcPr>
+            <w:tcW w:w="2605" w:type="dxa"/>
+          </w:tcPr>
+          <w:p>
+            <w:pPr/>
+            <w:r>
+              <w:rPr>
+                <w:rFonts w:ascii="Times New Roman" w:hAnsi="Times New Roman" w:cs="Times New Roman"/>
+                <w:sz w:val="22"/>
+                <w:szCs w:val="22"/>
+              </w:rPr>
+              <w:t xml:space="preserve">prove</w:t>
+            </w:r>
+          </w:p>
+        </w:tc>
+        <w:tc>
+          <w:tcPr>
+            <w:tcW w:w="6745" w:type="dxa"/>
+          </w:tcPr>
+          <w:p>
+            <w:pPr/>
+            <w:r>
+              <w:rPr>
+                <w:rFonts w:ascii="Times New Roman" w:hAnsi="Times New Roman" w:cs="Times New Roman"/>
+                <w:sz w:val="22"/>
+                <w:szCs w:val="22"/>
+              </w:rPr>
+              <w:t xml:space="preserve">proof</w:t>
+            </w:r>
+          </w:p>
+        </w:tc>
+      </w:tr>
+      <w:tr>
+        <w:tc>
+          <w:tcPr>
+            <w:tcW w:w="2605" w:type="dxa"/>
+          </w:tcPr>
+          <w:p>
+            <w:pPr/>
+            <w:r>
+              <w:rPr>
+                <w:rFonts w:ascii="Times New Roman" w:hAnsi="Times New Roman" w:cs="Times New Roman"/>
+                <w:sz w:val="22"/>
+                <w:szCs w:val="22"/>
+              </w:rPr>
+              <w:t xml:space="preserve">believe</w:t>
+            </w:r>
+          </w:p>
+        </w:tc>
+        <w:tc>
+          <w:tcPr>
+            <w:tcW w:w="6745" w:type="dxa"/>
+          </w:tcPr>
+          <w:p>
+            <w:pPr/>
+            <w:r>
+              <w:rPr>
+                <w:rFonts w:ascii="Times New Roman" w:hAnsi="Times New Roman" w:cs="Times New Roman"/>
+                <w:sz w:val="22"/>
+                <w:szCs w:val="22"/>
+              </w:rPr>
+              <w:t xml:space="preserve">belief</w:t>
+            </w:r>
+          </w:p>
+        </w:tc>
+      </w:tr>
+      <w:tr>
+        <w:tc>
+          <w:tcPr>
+            <w:tcW w:w="2605" w:type="dxa"/>
+          </w:tcPr>
+          <w:p>
+            <w:pPr/>
+            <w:r>
+              <w:rPr>
+                <w:rFonts w:ascii="Times New Roman" w:hAnsi="Times New Roman" w:cs="Times New Roman"/>
+                <w:sz w:val="22"/>
+                <w:szCs w:val="22"/>
+              </w:rPr>
+              <w:t xml:space="preserve">strong</w:t>
+            </w:r>
+          </w:p>
+        </w:tc>
+        <w:tc>
+          <w:tcPr>
+            <w:tcW w:w="6745" w:type="dxa"/>
+          </w:tcPr>
+          <w:p>
+            <w:pPr/>
+            <w:r>
+              <w:rPr>
+                <w:rFonts w:ascii="Times New Roman" w:hAnsi="Times New Roman" w:cs="Times New Roman"/>
+                <w:sz w:val="22"/>
+                <w:szCs w:val="22"/>
+              </w:rPr>
+              <w:t xml:space="preserve">strength</w:t>
+            </w:r>
+          </w:p>
+        </w:tc>
+      </w:tr>
     </w:tbl>
+    <w:p>
+      <w:pPr>
+        <w:spacing w:line="360" w:lineRule="auto"/>
+      </w:pPr>
+      <w:r>
+        <w:rPr>
+          <w:rFonts w:ascii="Times New Roman" w:hAnsi="Times New Roman" w:cs="Times New Roman"/>
+          <w:sz w:val="22"/>
+          <w:szCs w:val="22"/>
+        </w:rPr>
+        <w:t xml:space="preserve"/>
+      </w:r>
+    </w:p>
+    <w:p>
+      <w:pPr>
+        <w:pStyle w:val="20"/>
+        <w:spacing w:line="360" w:lineRule="auto"/>
+      </w:pPr>
+      <w:r>
+        <w:rPr>
+          <w:rFonts w:ascii="Times New Roman" w:hAnsi="Times New Roman" w:cs="Times New Roman"/>
+          <w:b/>
+        </w:rPr>
+        <w:t xml:space="preserve">Part 2: Nominalisation in formal writing</w:t>
+      </w:r>
+    </w:p>
+    <w:p>
+      <w:pPr>
+        <w:spacing w:line="360" w:lineRule="auto"/>
+      </w:pPr>
+      <w:r>
+        <w:rPr>
+          <w:rFonts w:ascii="Times New Roman" w:hAnsi="Times New Roman" w:cs="Times New Roman"/>
+          <w:sz w:val="22"/>
+          <w:szCs w:val="22"/>
+        </w:rPr>
+        <w:t xml:space="preserve">Nominalisation names an action or a quality as a noun, so that ‘people use phones’ becomes ‘the use of phones’. It packs ideas into fewer words and gives formal writing a more academic tone, and it is one of the clearest signs of a higher band in DSE Paper 2.</w:t>
+      </w:r>
+    </w:p>
+    <w:p>
+      <w:pPr>
+        <w:pStyle w:val="31"/>
+        <w:spacing w:line="360" w:lineRule="auto"/>
+      </w:pPr>
+      <w:r>
+        <w:rPr>
+          <w:rFonts w:ascii="Times New Roman" w:hAnsi="Times New Roman" w:cs="Times New Roman"/>
+          <w:b/>
+          <w:sz w:val="22"/>
+          <w:szCs w:val="22"/>
+        </w:rPr>
+        <w:t xml:space="preserve">Example 1: Verb → noun</w:t>
+      </w:r>
+    </w:p>
+    <w:tbl>
+      <w:tblPr>
+        <w:tblStyle w:val="aff2"/>
+        <w:tblW w:w="0" w:type="auto"/>
+        <w:tblLook w:val="04A0" w:firstRow="1" w:lastRow="0" w:firstColumn="1" w:lastColumn="0" w:noHBand="0" w:noVBand="1"/>
+      </w:tblPr>
+      <w:tblGrid>
+        <w:gridCol w:w="2605"/>
+        <w:gridCol w:w="6745"/>
+      </w:tblGrid>
+      <w:tr>
+        <w:tc>
+          <w:tcPr>
+            <w:tcW w:w="2605" w:type="dxa"/>
+            <w:shd w:val="clear" w:color="auto" w:fill="DEEBF7"/>
+          </w:tcPr>
+          <w:p>
+            <w:pPr/>
+            <w:r>
+              <w:rPr>
+                <w:rFonts w:ascii="Times New Roman" w:hAnsi="Times New Roman" w:cs="Times New Roman"/>
+                <w:sz w:val="22"/>
+                <w:szCs w:val="22"/>
+              </w:rPr>
+              <w:t xml:space="preserve">Plain:</w:t>
+            </w:r>
+          </w:p>
+        </w:tc>
+        <w:tc>
+          <w:tcPr>
+            <w:tcW w:w="6745" w:type="dxa"/>
+            <w:shd w:val="clear" w:color="auto" w:fill="DEEBF7"/>
+          </w:tcPr>
+          <w:p>
+            <w:pPr/>
+            <w:r>
+              <w:rPr>
+                <w:rFonts w:ascii="Times New Roman" w:hAnsi="Times New Roman" w:cs="Times New Roman"/>
+                <w:sz w:val="22"/>
+                <w:szCs w:val="22"/>
+              </w:rPr>
+              <w:t xml:space="preserve">The school decided to introduce e-books, and students supported this.</w:t>
+            </w:r>
+          </w:p>
+        </w:tc>
+      </w:tr>
+      <w:tr>
+        <w:tc>
+          <w:tcPr>
+            <w:tcW w:w="2605" w:type="dxa"/>
+            <w:shd w:val="clear" w:color="auto" w:fill="DEEBF7"/>
+          </w:tcPr>
+          <w:p>
+            <w:pPr/>
+            <w:r>
+              <w:rPr>
+                <w:rFonts w:ascii="Times New Roman" w:hAnsi="Times New Roman" w:cs="Times New Roman"/>
+                <w:sz w:val="22"/>
+                <w:szCs w:val="22"/>
+              </w:rPr>
+              <w:t xml:space="preserve">More formal:</w:t>
+            </w:r>
+          </w:p>
+        </w:tc>
+        <w:tc>
+          <w:tcPr>
+            <w:tcW w:w="6745" w:type="dxa"/>
+            <w:shd w:val="clear" w:color="auto" w:fill="DEEBF7"/>
+          </w:tcPr>
+          <w:p>
+            <w:pPr/>
+            <w:r>
+              <w:rPr>
+                <w:rFonts w:ascii="Times New Roman" w:hAnsi="Times New Roman" w:cs="Times New Roman"/>
+                <w:sz w:val="22"/>
+                <w:szCs w:val="22"/>
+              </w:rPr>
+              <w:t xml:space="preserve">The school’s decision to introduce e-books won students’ support.</w:t>
+            </w:r>
+          </w:p>
+        </w:tc>
+      </w:tr>
+    </w:tbl>
+    <w:p>
+      <w:pPr>
+        <w:spacing w:line="360" w:lineRule="auto"/>
+        <w:pBdr>
+          <w:top w:val="single" w:sz="4" w:space="4" w:color="auto"/>
+          <w:left w:val="single" w:sz="4" w:space="4" w:color="auto"/>
+          <w:bottom w:val="single" w:sz="4" w:space="4" w:color="auto"/>
+          <w:right w:val="single" w:sz="4" w:space="4" w:color="auto"/>
+        </w:pBdr>
+      </w:pPr>
+      <w:r>
+        <w:rPr>
+          <w:rFonts w:ascii="Times New Roman" w:hAnsi="Times New Roman" w:cs="Times New Roman"/>
+          <w:sz w:val="22"/>
+          <w:szCs w:val="22"/>
+        </w:rPr>
+        <w:t xml:space="preserve">The school’s decision to introduce e-books won students’ support. The introduction of the new system also saved paper and lightened schoolbags, and teachers soon noticed a rise in reading time. Other schools could follow this example with little extra cost.</w:t>
+      </w:r>
+    </w:p>
+    <w:p>
+      <w:pPr>
+        <w:pStyle w:val="31"/>
+        <w:spacing w:line="360" w:lineRule="auto"/>
+      </w:pPr>
+      <w:r>
+        <w:rPr>
+          <w:rFonts w:ascii="Times New Roman" w:hAnsi="Times New Roman" w:cs="Times New Roman"/>
+          <w:b/>
+          <w:sz w:val="22"/>
+          <w:szCs w:val="22"/>
+        </w:rPr>
+        <w:t xml:space="preserve">Example 2: Adjective → noun</w:t>
+      </w:r>
+    </w:p>
+    <w:tbl>
+      <w:tblPr>
+        <w:tblStyle w:val="aff2"/>
+        <w:tblW w:w="0" w:type="auto"/>
+        <w:tblLook w:val="04A0" w:firstRow="1" w:lastRow="0" w:firstColumn="1" w:lastColumn="0" w:noHBand="0" w:noVBand="1"/>
+      </w:tblPr>
+      <w:tblGrid>
+        <w:gridCol w:w="2605"/>
+        <w:gridCol w:w="6745"/>
+      </w:tblGrid>
+      <w:tr>
+        <w:tc>
+          <w:tcPr>
+            <w:tcW w:w="2605" w:type="dxa"/>
+            <w:shd w:val="clear" w:color="auto" w:fill="DEEBF7"/>
+          </w:tcPr>
+          <w:p>
+            <w:pPr/>
+            <w:r>
+              <w:rPr>
+                <w:rFonts w:ascii="Times New Roman" w:hAnsi="Times New Roman" w:cs="Times New Roman"/>
+                <w:sz w:val="22"/>
+                <w:szCs w:val="22"/>
+              </w:rPr>
+              <w:t xml:space="preserve">Plain:</w:t>
+            </w:r>
+          </w:p>
+        </w:tc>
+        <w:tc>
+          <w:tcPr>
+            <w:tcW w:w="6745" w:type="dxa"/>
+            <w:shd w:val="clear" w:color="auto" w:fill="DEEBF7"/>
+          </w:tcPr>
+          <w:p>
+            <w:pPr/>
+            <w:r>
+              <w:rPr>
+                <w:rFonts w:ascii="Times New Roman" w:hAnsi="Times New Roman" w:cs="Times New Roman"/>
+                <w:sz w:val="22"/>
+                <w:szCs w:val="22"/>
+              </w:rPr>
+              <w:t xml:space="preserve">Students should be aware of online scams.</w:t>
+            </w:r>
+          </w:p>
+        </w:tc>
+      </w:tr>
+      <w:tr>
+        <w:tc>
+          <w:tcPr>
+            <w:tcW w:w="2605" w:type="dxa"/>
+            <w:shd w:val="clear" w:color="auto" w:fill="DEEBF7"/>
+          </w:tcPr>
+          <w:p>
+            <w:pPr/>
+            <w:r>
+              <w:rPr>
+                <w:rFonts w:ascii="Times New Roman" w:hAnsi="Times New Roman" w:cs="Times New Roman"/>
+                <w:sz w:val="22"/>
+                <w:szCs w:val="22"/>
+              </w:rPr>
+              <w:t xml:space="preserve">More formal:</w:t>
+            </w:r>
+          </w:p>
+        </w:tc>
+        <w:tc>
+          <w:tcPr>
+            <w:tcW w:w="6745" w:type="dxa"/>
+            <w:shd w:val="clear" w:color="auto" w:fill="DEEBF7"/>
+          </w:tcPr>
+          <w:p>
+            <w:pPr/>
+            <w:r>
+              <w:rPr>
+                <w:rFonts w:ascii="Times New Roman" w:hAnsi="Times New Roman" w:cs="Times New Roman"/>
+                <w:sz w:val="22"/>
+                <w:szCs w:val="22"/>
+              </w:rPr>
+              <w:t xml:space="preserve">Students should show awareness of online scams.</w:t>
+            </w:r>
+          </w:p>
+        </w:tc>
+      </w:tr>
+    </w:tbl>
+    <w:p>
+      <w:pPr>
+        <w:spacing w:line="360" w:lineRule="auto"/>
+        <w:pBdr>
+          <w:top w:val="single" w:sz="4" w:space="4" w:color="auto"/>
+          <w:left w:val="single" w:sz="4" w:space="4" w:color="auto"/>
+          <w:bottom w:val="single" w:sz="4" w:space="4" w:color="auto"/>
+          <w:right w:val="single" w:sz="4" w:space="4" w:color="auto"/>
+        </w:pBdr>
+      </w:pPr>
+      <w:r>
+        <w:rPr>
+          <w:rFonts w:ascii="Times New Roman" w:hAnsi="Times New Roman" w:cs="Times New Roman"/>
+          <w:sz w:val="22"/>
+          <w:szCs w:val="22"/>
+        </w:rPr>
+        <w:t xml:space="preserve">Students should show awareness of online scams. The danger is real and growing, yet many victims discover the fraud only after money has already been lost, which means the damage is done. A short lesson on spotting false messages would build this awareness early.</w:t>
+      </w:r>
+    </w:p>
+    <w:p>
+      <w:pPr>
+        <w:pStyle w:val="31"/>
+        <w:spacing w:line="360" w:lineRule="auto"/>
+      </w:pPr>
+      <w:r>
+        <w:rPr>
+          <w:rFonts w:ascii="Times New Roman" w:hAnsi="Times New Roman" w:cs="Times New Roman"/>
+          <w:b/>
+          <w:sz w:val="22"/>
+          <w:szCs w:val="22"/>
+        </w:rPr>
+        <w:t xml:space="preserve">Example 3: Because-clause → noun phrase</w:t>
+      </w:r>
+    </w:p>
+    <w:tbl>
+      <w:tblPr>
+        <w:tblStyle w:val="aff2"/>
+        <w:tblW w:w="0" w:type="auto"/>
+        <w:tblLook w:val="04A0" w:firstRow="1" w:lastRow="0" w:firstColumn="1" w:lastColumn="0" w:noHBand="0" w:noVBand="1"/>
+      </w:tblPr>
+      <w:tblGrid>
+        <w:gridCol w:w="2605"/>
+        <w:gridCol w:w="6745"/>
+      </w:tblGrid>
+      <w:tr>
+        <w:tc>
+          <w:tcPr>
+            <w:tcW w:w="2605" w:type="dxa"/>
+            <w:shd w:val="clear" w:color="auto" w:fill="DEEBF7"/>
+          </w:tcPr>
+          <w:p>
+            <w:pPr/>
+            <w:r>
+              <w:rPr>
+                <w:rFonts w:ascii="Times New Roman" w:hAnsi="Times New Roman" w:cs="Times New Roman"/>
+                <w:sz w:val="22"/>
+                <w:szCs w:val="22"/>
+              </w:rPr>
+              <w:t xml:space="preserve">Plain:</w:t>
+            </w:r>
+          </w:p>
+        </w:tc>
+        <w:tc>
+          <w:tcPr>
+            <w:tcW w:w="6745" w:type="dxa"/>
+            <w:shd w:val="clear" w:color="auto" w:fill="DEEBF7"/>
+          </w:tcPr>
+          <w:p>
+            <w:pPr/>
+            <w:r>
+              <w:rPr>
+                <w:rFonts w:ascii="Times New Roman" w:hAnsi="Times New Roman" w:cs="Times New Roman"/>
+                <w:sz w:val="22"/>
+                <w:szCs w:val="22"/>
+              </w:rPr>
+              <w:t xml:space="preserve">Because people share news very quickly, rumours spread fast.</w:t>
+            </w:r>
+          </w:p>
+        </w:tc>
+      </w:tr>
+      <w:tr>
+        <w:tc>
+          <w:tcPr>
+            <w:tcW w:w="2605" w:type="dxa"/>
+            <w:shd w:val="clear" w:color="auto" w:fill="DEEBF7"/>
+          </w:tcPr>
+          <w:p>
+            <w:pPr/>
+            <w:r>
+              <w:rPr>
+                <w:rFonts w:ascii="Times New Roman" w:hAnsi="Times New Roman" w:cs="Times New Roman"/>
+                <w:sz w:val="22"/>
+                <w:szCs w:val="22"/>
+              </w:rPr>
+              <w:t xml:space="preserve">More formal:</w:t>
+            </w:r>
+          </w:p>
+        </w:tc>
+        <w:tc>
+          <w:tcPr>
+            <w:tcW w:w="6745" w:type="dxa"/>
+            <w:shd w:val="clear" w:color="auto" w:fill="DEEBF7"/>
+          </w:tcPr>
+          <w:p>
+            <w:pPr/>
+            <w:r>
+              <w:rPr>
+                <w:rFonts w:ascii="Times New Roman" w:hAnsi="Times New Roman" w:cs="Times New Roman"/>
+                <w:sz w:val="22"/>
+                <w:szCs w:val="22"/>
+              </w:rPr>
+              <w:t xml:space="preserve">Owing to the rapid sharing of news, rumours spread quickly.</w:t>
+            </w:r>
+          </w:p>
+        </w:tc>
+      </w:tr>
+    </w:tbl>
+    <w:p>
+      <w:pPr>
+        <w:spacing w:line="360" w:lineRule="auto"/>
+        <w:pBdr>
+          <w:top w:val="single" w:sz="4" w:space="4" w:color="auto"/>
+          <w:left w:val="single" w:sz="4" w:space="4" w:color="auto"/>
+          <w:bottom w:val="single" w:sz="4" w:space="4" w:color="auto"/>
+          <w:right w:val="single" w:sz="4" w:space="4" w:color="auto"/>
+        </w:pBdr>
+      </w:pPr>
+      <w:r>
+        <w:rPr>
+          <w:rFonts w:ascii="Times New Roman" w:hAnsi="Times New Roman" w:cs="Times New Roman"/>
+          <w:sz w:val="22"/>
+          <w:szCs w:val="22"/>
+        </w:rPr>
+        <w:t xml:space="preserve">Owing to the rapid sharing of news, rumours spread quickly. A false story can reach thousands of people within minutes, and the difficulty of checking every update means that some readers forward it before anyone notices. Careful readers, therefore, pause and verify before sharing anything.</w:t>
+      </w:r>
+    </w:p>
+    <w:p>
+      <w:pPr>
+        <w:pStyle w:val="31"/>
+        <w:spacing w:line="360" w:lineRule="auto"/>
+      </w:pPr>
+      <w:r>
+        <w:rPr>
+          <w:rFonts w:ascii="Times New Roman" w:hAnsi="Times New Roman" w:cs="Times New Roman"/>
+          <w:b/>
+          <w:sz w:val="22"/>
+          <w:szCs w:val="22"/>
+        </w:rPr>
+        <w:t xml:space="preserve">Example 4: If-clause → noun phrase</w:t>
+      </w:r>
+    </w:p>
+    <w:tbl>
+      <w:tblPr>
+        <w:tblStyle w:val="aff2"/>
+        <w:tblW w:w="0" w:type="auto"/>
+        <w:tblLook w:val="04A0" w:firstRow="1" w:lastRow="0" w:firstColumn="1" w:lastColumn="0" w:noHBand="0" w:noVBand="1"/>
+      </w:tblPr>
+      <w:tblGrid>
+        <w:gridCol w:w="2605"/>
+        <w:gridCol w:w="6745"/>
+      </w:tblGrid>
+      <w:tr>
+        <w:tc>
+          <w:tcPr>
+            <w:tcW w:w="2605" w:type="dxa"/>
+            <w:shd w:val="clear" w:color="auto" w:fill="DEEBF7"/>
+          </w:tcPr>
+          <w:p>
+            <w:pPr/>
+            <w:r>
+              <w:rPr>
+                <w:rFonts w:ascii="Times New Roman" w:hAnsi="Times New Roman" w:cs="Times New Roman"/>
+                <w:sz w:val="22"/>
+                <w:szCs w:val="22"/>
+              </w:rPr>
+              <w:t xml:space="preserve">Plain:</w:t>
+            </w:r>
+          </w:p>
+        </w:tc>
+        <w:tc>
+          <w:tcPr>
+            <w:tcW w:w="6745" w:type="dxa"/>
+            <w:shd w:val="clear" w:color="auto" w:fill="DEEBF7"/>
+          </w:tcPr>
+          <w:p>
+            <w:pPr/>
+            <w:r>
+              <w:rPr>
+                <w:rFonts w:ascii="Times New Roman" w:hAnsi="Times New Roman" w:cs="Times New Roman"/>
+                <w:sz w:val="22"/>
+                <w:szCs w:val="22"/>
+              </w:rPr>
+              <w:t xml:space="preserve">If the school does not update its computers, online lessons will fail.</w:t>
+            </w:r>
+          </w:p>
+        </w:tc>
+      </w:tr>
+      <w:tr>
+        <w:tc>
+          <w:tcPr>
+            <w:tcW w:w="2605" w:type="dxa"/>
+            <w:shd w:val="clear" w:color="auto" w:fill="DEEBF7"/>
+          </w:tcPr>
+          <w:p>
+            <w:pPr/>
+            <w:r>
+              <w:rPr>
+                <w:rFonts w:ascii="Times New Roman" w:hAnsi="Times New Roman" w:cs="Times New Roman"/>
+                <w:sz w:val="22"/>
+                <w:szCs w:val="22"/>
+              </w:rPr>
+              <w:t xml:space="preserve">More formal:</w:t>
+            </w:r>
+          </w:p>
+        </w:tc>
+        <w:tc>
+          <w:tcPr>
+            <w:tcW w:w="6745" w:type="dxa"/>
+            <w:shd w:val="clear" w:color="auto" w:fill="DEEBF7"/>
+          </w:tcPr>
+          <w:p>
+            <w:pPr/>
+            <w:r>
+              <w:rPr>
+                <w:rFonts w:ascii="Times New Roman" w:hAnsi="Times New Roman" w:cs="Times New Roman"/>
+                <w:sz w:val="22"/>
+                <w:szCs w:val="22"/>
+              </w:rPr>
+              <w:t xml:space="preserve">Without updated computers, online lessons will fail.</w:t>
+            </w:r>
+          </w:p>
+        </w:tc>
+      </w:tr>
+    </w:tbl>
+    <w:p>
+      <w:pPr>
+        <w:spacing w:line="360" w:lineRule="auto"/>
+        <w:pBdr>
+          <w:top w:val="single" w:sz="4" w:space="4" w:color="auto"/>
+          <w:left w:val="single" w:sz="4" w:space="4" w:color="auto"/>
+          <w:bottom w:val="single" w:sz="4" w:space="4" w:color="auto"/>
+          <w:right w:val="single" w:sz="4" w:space="4" w:color="auto"/>
+        </w:pBdr>
+      </w:pPr>
+      <w:r>
+        <w:rPr>
+          <w:rFonts w:ascii="Times New Roman" w:hAnsi="Times New Roman" w:cs="Times New Roman"/>
+          <w:sz w:val="22"/>
+          <w:szCs w:val="22"/>
+        </w:rPr>
+        <w:t xml:space="preserve">Without updated computers, online lessons will fail. The school’s plan to renew its equipment, however, has already won support from the Parent-Teacher Association, and teachers have promised to test the new system before the start of term.</w:t>
+      </w:r>
+    </w:p>
+    <w:p>
+      <w:pPr>
+        <w:spacing w:line="360" w:lineRule="auto"/>
+      </w:pPr>
+      <w:r>
+        <w:rPr>
+          <w:rFonts w:ascii="Times New Roman" w:hAnsi="Times New Roman" w:cs="Times New Roman"/>
+          <w:sz w:val="22"/>
+          <w:szCs w:val="22"/>
+        </w:rPr>
+        <w:t xml:space="preserve"/>
+      </w:r>
+    </w:p>
+    <w:p>
+      <w:pPr>
+        <w:pStyle w:val="1"/>
+        <w:spacing w:line="360" w:lineRule="auto"/>
+      </w:pPr>
+      <w:r>
+        <w:rPr>
+          <w:rFonts w:ascii="Times New Roman" w:hAnsi="Times New Roman" w:cs="Times New Roman"/>
+          <w:b/>
+        </w:rPr>
+        <w:t xml:space="preserve">Part 3: Practice sets</w:t>
+      </w:r>
+    </w:p>
+    <w:p>
+      <w:pPr>
+        <w:spacing w:line="360" w:lineRule="auto"/>
+      </w:pPr>
+      <w:r>
+        <w:rPr>
+          <w:rFonts w:ascii="Times New Roman" w:hAnsi="Times New Roman" w:cs="Times New Roman"/>
+          <w:sz w:val="22"/>
+          <w:szCs w:val="22"/>
+        </w:rPr>
+        <w:t xml:space="preserve">Rewrite each simple sentence using nominalisation. The sentences are about technology and communication, so keep the register formal. The last three sets (4, 5 and 6) are more challenging.</w:t>
+      </w:r>
+    </w:p>
     <w:p>
       <w:pPr>
         <w:pStyle w:val="31"/>

--- a/out/Lesson 3 - Nominalisation (Teacher's).docx
+++ b/out/Lesson 3 - Nominalisation (Teacher's).docx
@@ -1767,7 +1767,7 @@
           <w:sz w:val="22"/>
           <w:szCs w:val="22"/>
         </w:rPr>
-        <w:t xml:space="preserve">Example Set 1 (Turn verbs into nouns)</w:t>
+        <w:t xml:space="preserve">Example Set 1 (Verb → noun)</w:t>
       </w:r>
     </w:p>
     <w:tbl>
@@ -1897,137 +1897,7 @@
           <w:sz w:val="22"/>
           <w:szCs w:val="22"/>
         </w:rPr>
-        <w:t xml:space="preserve">Example Set 2 (Turn verbs into nouns)</w:t>
-      </w:r>
-    </w:p>
-    <w:tbl>
-      <w:tblPr>
-        <w:tblStyle w:val="aff2"/>
-        <w:tblW w:w="0" w:type="auto"/>
-        <w:tblLook w:val="04A0" w:firstRow="1" w:lastRow="0" w:firstColumn="1" w:lastColumn="0" w:noHBand="0" w:noVBand="1"/>
-      </w:tblPr>
-      <w:tblGrid>
-        <w:gridCol w:w="2605"/>
-        <w:gridCol w:w="6745"/>
-      </w:tblGrid>
-      <w:tr>
-        <w:tc>
-          <w:tcPr>
-            <w:tcW w:w="2605" w:type="dxa"/>
-          </w:tcPr>
-          <w:p>
-            <w:pPr/>
-            <w:r>
-              <w:rPr>
-                <w:rFonts w:ascii="Times New Roman" w:hAnsi="Times New Roman" w:cs="Times New Roman"/>
-                <w:sz w:val="22"/>
-                <w:szCs w:val="22"/>
-              </w:rPr>
-              <w:t xml:space="preserve">Simple sentence:</w:t>
-            </w:r>
-          </w:p>
-        </w:tc>
-        <w:tc>
-          <w:tcPr>
-            <w:tcW w:w="6745" w:type="dxa"/>
-          </w:tcPr>
-          <w:p>
-            <w:pPr/>
-            <w:r>
-              <w:rPr>
-                <w:rFonts w:ascii="Times New Roman" w:hAnsi="Times New Roman" w:cs="Times New Roman"/>
-                <w:sz w:val="22"/>
-                <w:szCs w:val="22"/>
-              </w:rPr>
-              <w:t xml:space="preserve">The school decided to introduce a new e-learning platform, and many students welcomed the idea.</w:t>
-            </w:r>
-          </w:p>
-        </w:tc>
-      </w:tr>
-      <w:tr>
-        <w:tc>
-          <w:tcPr>
-            <w:tcW w:w="2605" w:type="dxa"/>
-          </w:tcPr>
-          <w:p>
-            <w:pPr/>
-            <w:r>
-              <w:rPr>
-                <w:rFonts w:ascii="Times New Roman" w:hAnsi="Times New Roman" w:cs="Times New Roman"/>
-                <w:sz w:val="22"/>
-                <w:szCs w:val="22"/>
-              </w:rPr>
-              <w:t xml:space="preserve">Prompt:</w:t>
-            </w:r>
-          </w:p>
-        </w:tc>
-        <w:tc>
-          <w:tcPr>
-            <w:tcW w:w="6745" w:type="dxa"/>
-          </w:tcPr>
-          <w:p>
-            <w:pPr/>
-            <w:r>
-              <w:rPr>
-                <w:rFonts w:ascii="Times New Roman" w:hAnsi="Times New Roman" w:cs="Times New Roman"/>
-                <w:i/>
-                <w:sz w:val="22"/>
-                <w:szCs w:val="22"/>
-              </w:rPr>
-              <w:t xml:space="preserve">Turn ‘decided to introduce’ into a noun phrase that opens the sentence.</w:t>
-            </w:r>
-          </w:p>
-        </w:tc>
-      </w:tr>
-      <w:tr>
-        <w:tc>
-          <w:tcPr>
-            <w:tcW w:w="2605" w:type="dxa"/>
-          </w:tcPr>
-          <w:p>
-            <w:pPr/>
-            <w:r>
-              <w:rPr>
-                <w:rFonts w:ascii="Times New Roman" w:hAnsi="Times New Roman" w:cs="Times New Roman"/>
-                <w:b/>
-                <w:sz w:val="22"/>
-                <w:szCs w:val="22"/>
-              </w:rPr>
-              <w:t xml:space="preserve">Teacher’s Answer:</w:t>
-            </w:r>
-          </w:p>
-        </w:tc>
-        <w:tc>
-          <w:tcPr>
-            <w:tcW w:w="6745" w:type="dxa"/>
-          </w:tcPr>
-          <w:p>
-            <w:pPr/>
-            <w:r>
-              <w:rPr>
-                <w:rFonts w:ascii="Times New Roman" w:hAnsi="Times New Roman" w:cs="Times New Roman"/>
-                <w:sz w:val="22"/>
-                <w:szCs w:val="22"/>
-              </w:rPr>
-              <w:t xml:space="preserve">The school’s decision to introduce a new e-learning platform was welcomed by many students.</w:t>
-            </w:r>
-          </w:p>
-        </w:tc>
-      </w:tr>
-    </w:tbl>
-    <w:p>
-      <w:pPr>
-        <w:pStyle w:val="31"/>
-        <w:spacing w:line="360" w:lineRule="auto"/>
-      </w:pPr>
-      <w:r>
-        <w:rPr>
-          <w:rFonts w:ascii="Times New Roman" w:hAnsi="Times New Roman" w:cs="Times New Roman"/>
-          <w:b/>
-          <w:sz w:val="22"/>
-          <w:szCs w:val="22"/>
-        </w:rPr>
-        <w:t xml:space="preserve">Example Set 3 (Turn adjectives into nouns)</w:t>
+        <w:t xml:space="preserve">Example Set 2 (Adjective → noun)</w:t>
       </w:r>
     </w:p>
     <w:tbl>
@@ -2157,7 +2027,267 @@
           <w:sz w:val="22"/>
           <w:szCs w:val="22"/>
         </w:rPr>
-        <w:t xml:space="preserve">Example Set 4 (Turn adjectives into nouns)</w:t>
+        <w:t xml:space="preserve">Example Set 3 (Because-clause → noun phrase)</w:t>
+      </w:r>
+    </w:p>
+    <w:tbl>
+      <w:tblPr>
+        <w:tblStyle w:val="aff2"/>
+        <w:tblW w:w="0" w:type="auto"/>
+        <w:tblLook w:val="04A0" w:firstRow="1" w:lastRow="0" w:firstColumn="1" w:lastColumn="0" w:noHBand="0" w:noVBand="1"/>
+      </w:tblPr>
+      <w:tblGrid>
+        <w:gridCol w:w="2605"/>
+        <w:gridCol w:w="6745"/>
+      </w:tblGrid>
+      <w:tr>
+        <w:tc>
+          <w:tcPr>
+            <w:tcW w:w="2605" w:type="dxa"/>
+          </w:tcPr>
+          <w:p>
+            <w:pPr/>
+            <w:r>
+              <w:rPr>
+                <w:rFonts w:ascii="Times New Roman" w:hAnsi="Times New Roman" w:cs="Times New Roman"/>
+                <w:sz w:val="22"/>
+                <w:szCs w:val="22"/>
+              </w:rPr>
+              <w:t xml:space="preserve">Simple sentence:</w:t>
+            </w:r>
+          </w:p>
+        </w:tc>
+        <w:tc>
+          <w:tcPr>
+            <w:tcW w:w="6745" w:type="dxa"/>
+          </w:tcPr>
+          <w:p>
+            <w:pPr/>
+            <w:r>
+              <w:rPr>
+                <w:rFonts w:ascii="Times New Roman" w:hAnsi="Times New Roman" w:cs="Times New Roman"/>
+                <w:sz w:val="22"/>
+                <w:szCs w:val="22"/>
+              </w:rPr>
+              <w:t xml:space="preserve">Because online games are so attractive, many teenagers neglect their homework.</w:t>
+            </w:r>
+          </w:p>
+        </w:tc>
+      </w:tr>
+      <w:tr>
+        <w:tc>
+          <w:tcPr>
+            <w:tcW w:w="2605" w:type="dxa"/>
+          </w:tcPr>
+          <w:p>
+            <w:pPr/>
+            <w:r>
+              <w:rPr>
+                <w:rFonts w:ascii="Times New Roman" w:hAnsi="Times New Roman" w:cs="Times New Roman"/>
+                <w:sz w:val="22"/>
+                <w:szCs w:val="22"/>
+              </w:rPr>
+              <w:t xml:space="preserve">Prompt:</w:t>
+            </w:r>
+          </w:p>
+        </w:tc>
+        <w:tc>
+          <w:tcPr>
+            <w:tcW w:w="6745" w:type="dxa"/>
+          </w:tcPr>
+          <w:p>
+            <w:pPr/>
+            <w:r>
+              <w:rPr>
+                <w:rFonts w:ascii="Times New Roman" w:hAnsi="Times New Roman" w:cs="Times New Roman"/>
+                <w:i/>
+                <w:sz w:val="22"/>
+                <w:szCs w:val="22"/>
+              </w:rPr>
+              <w:t xml:space="preserve">Replace the ‘Because ...’ clause with a phrase beginning ‘Owing to the ...’.</w:t>
+            </w:r>
+          </w:p>
+        </w:tc>
+      </w:tr>
+      <w:tr>
+        <w:tc>
+          <w:tcPr>
+            <w:tcW w:w="2605" w:type="dxa"/>
+          </w:tcPr>
+          <w:p>
+            <w:pPr/>
+            <w:r>
+              <w:rPr>
+                <w:rFonts w:ascii="Times New Roman" w:hAnsi="Times New Roman" w:cs="Times New Roman"/>
+                <w:b/>
+                <w:sz w:val="22"/>
+                <w:szCs w:val="22"/>
+              </w:rPr>
+              <w:t xml:space="preserve">Teacher’s Answer:</w:t>
+            </w:r>
+          </w:p>
+        </w:tc>
+        <w:tc>
+          <w:tcPr>
+            <w:tcW w:w="6745" w:type="dxa"/>
+          </w:tcPr>
+          <w:p>
+            <w:pPr/>
+            <w:r>
+              <w:rPr>
+                <w:rFonts w:ascii="Times New Roman" w:hAnsi="Times New Roman" w:cs="Times New Roman"/>
+                <w:sz w:val="22"/>
+                <w:szCs w:val="22"/>
+              </w:rPr>
+              <w:t xml:space="preserve">Owing to the strong appeal of online games, many teenagers neglect their homework.</w:t>
+            </w:r>
+          </w:p>
+        </w:tc>
+      </w:tr>
+    </w:tbl>
+    <w:p>
+      <w:pPr>
+        <w:pStyle w:val="31"/>
+        <w:spacing w:line="360" w:lineRule="auto"/>
+      </w:pPr>
+      <w:r>
+        <w:rPr>
+          <w:rFonts w:ascii="Times New Roman" w:hAnsi="Times New Roman" w:cs="Times New Roman"/>
+          <w:b/>
+          <w:sz w:val="22"/>
+          <w:szCs w:val="22"/>
+        </w:rPr>
+        <w:t xml:space="preserve">Example Set 4 (Verb → noun)</w:t>
+      </w:r>
+    </w:p>
+    <w:tbl>
+      <w:tblPr>
+        <w:tblStyle w:val="aff2"/>
+        <w:tblW w:w="0" w:type="auto"/>
+        <w:tblLook w:val="04A0" w:firstRow="1" w:lastRow="0" w:firstColumn="1" w:lastColumn="0" w:noHBand="0" w:noVBand="1"/>
+      </w:tblPr>
+      <w:tblGrid>
+        <w:gridCol w:w="2605"/>
+        <w:gridCol w:w="6745"/>
+      </w:tblGrid>
+      <w:tr>
+        <w:tc>
+          <w:tcPr>
+            <w:tcW w:w="2605" w:type="dxa"/>
+          </w:tcPr>
+          <w:p>
+            <w:pPr/>
+            <w:r>
+              <w:rPr>
+                <w:rFonts w:ascii="Times New Roman" w:hAnsi="Times New Roman" w:cs="Times New Roman"/>
+                <w:sz w:val="22"/>
+                <w:szCs w:val="22"/>
+              </w:rPr>
+              <w:t xml:space="preserve">Simple sentence:</w:t>
+            </w:r>
+          </w:p>
+        </w:tc>
+        <w:tc>
+          <w:tcPr>
+            <w:tcW w:w="6745" w:type="dxa"/>
+          </w:tcPr>
+          <w:p>
+            <w:pPr/>
+            <w:r>
+              <w:rPr>
+                <w:rFonts w:ascii="Times New Roman" w:hAnsi="Times New Roman" w:cs="Times New Roman"/>
+                <w:sz w:val="22"/>
+                <w:szCs w:val="22"/>
+              </w:rPr>
+              <w:t xml:space="preserve">The government will improve the security of online banking, which will protect customers.</w:t>
+            </w:r>
+          </w:p>
+        </w:tc>
+      </w:tr>
+      <w:tr>
+        <w:tc>
+          <w:tcPr>
+            <w:tcW w:w="2605" w:type="dxa"/>
+          </w:tcPr>
+          <w:p>
+            <w:pPr/>
+            <w:r>
+              <w:rPr>
+                <w:rFonts w:ascii="Times New Roman" w:hAnsi="Times New Roman" w:cs="Times New Roman"/>
+                <w:sz w:val="22"/>
+                <w:szCs w:val="22"/>
+              </w:rPr>
+              <w:t xml:space="preserve">Prompt:</w:t>
+            </w:r>
+          </w:p>
+        </w:tc>
+        <w:tc>
+          <w:tcPr>
+            <w:tcW w:w="6745" w:type="dxa"/>
+          </w:tcPr>
+          <w:p>
+            <w:pPr/>
+            <w:r>
+              <w:rPr>
+                <w:rFonts w:ascii="Times New Roman" w:hAnsi="Times New Roman" w:cs="Times New Roman"/>
+                <w:i/>
+                <w:sz w:val="22"/>
+                <w:szCs w:val="22"/>
+              </w:rPr>
+              <w:t xml:space="preserve">Turn ‘will improve’ into a noun and begin with ‘The improvement of ...’.</w:t>
+            </w:r>
+          </w:p>
+        </w:tc>
+      </w:tr>
+      <w:tr>
+        <w:tc>
+          <w:tcPr>
+            <w:tcW w:w="2605" w:type="dxa"/>
+          </w:tcPr>
+          <w:p>
+            <w:pPr/>
+            <w:r>
+              <w:rPr>
+                <w:rFonts w:ascii="Times New Roman" w:hAnsi="Times New Roman" w:cs="Times New Roman"/>
+                <w:b/>
+                <w:sz w:val="22"/>
+                <w:szCs w:val="22"/>
+              </w:rPr>
+              <w:t xml:space="preserve">Teacher’s Answer:</w:t>
+            </w:r>
+          </w:p>
+        </w:tc>
+        <w:tc>
+          <w:tcPr>
+            <w:tcW w:w="6745" w:type="dxa"/>
+          </w:tcPr>
+          <w:p>
+            <w:pPr/>
+            <w:r>
+              <w:rPr>
+                <w:rFonts w:ascii="Times New Roman" w:hAnsi="Times New Roman" w:cs="Times New Roman"/>
+                <w:sz w:val="22"/>
+                <w:szCs w:val="22"/>
+              </w:rPr>
+              <w:t xml:space="preserve">The improvement of online banking security will protect customers.</w:t>
+            </w:r>
+          </w:p>
+        </w:tc>
+      </w:tr>
+    </w:tbl>
+    <w:p>
+      <w:pPr>
+        <w:pStyle w:val="31"/>
+        <w:spacing w:line="360" w:lineRule="auto"/>
+      </w:pPr>
+      <w:r>
+        <w:rPr>
+          <w:rFonts w:ascii="Times New Roman" w:hAnsi="Times New Roman" w:cs="Times New Roman"/>
+          <w:b/>
+          <w:sz w:val="22"/>
+          <w:szCs w:val="22"/>
+        </w:rPr>
+        <w:t xml:space="preserve">Example Set 5 (Adjective → noun)</w:t>
       </w:r>
     </w:p>
     <w:tbl>
@@ -2287,137 +2417,7 @@
           <w:sz w:val="22"/>
           <w:szCs w:val="22"/>
         </w:rPr>
-        <w:t xml:space="preserve">Example Set 5 (Turn because / if clauses into noun phrases)</w:t>
-      </w:r>
-    </w:p>
-    <w:tbl>
-      <w:tblPr>
-        <w:tblStyle w:val="aff2"/>
-        <w:tblW w:w="0" w:type="auto"/>
-        <w:tblLook w:val="04A0" w:firstRow="1" w:lastRow="0" w:firstColumn="1" w:lastColumn="0" w:noHBand="0" w:noVBand="1"/>
-      </w:tblPr>
-      <w:tblGrid>
-        <w:gridCol w:w="2605"/>
-        <w:gridCol w:w="6745"/>
-      </w:tblGrid>
-      <w:tr>
-        <w:tc>
-          <w:tcPr>
-            <w:tcW w:w="2605" w:type="dxa"/>
-          </w:tcPr>
-          <w:p>
-            <w:pPr/>
-            <w:r>
-              <w:rPr>
-                <w:rFonts w:ascii="Times New Roman" w:hAnsi="Times New Roman" w:cs="Times New Roman"/>
-                <w:sz w:val="22"/>
-                <w:szCs w:val="22"/>
-              </w:rPr>
-              <w:t xml:space="preserve">Simple sentence:</w:t>
-            </w:r>
-          </w:p>
-        </w:tc>
-        <w:tc>
-          <w:tcPr>
-            <w:tcW w:w="6745" w:type="dxa"/>
-          </w:tcPr>
-          <w:p>
-            <w:pPr/>
-            <w:r>
-              <w:rPr>
-                <w:rFonts w:ascii="Times New Roman" w:hAnsi="Times New Roman" w:cs="Times New Roman"/>
-                <w:sz w:val="22"/>
-                <w:szCs w:val="22"/>
-              </w:rPr>
-              <w:t xml:space="preserve">Because technology is developing very quickly, schools have to keep updating their computers and software.</w:t>
-            </w:r>
-          </w:p>
-        </w:tc>
-      </w:tr>
-      <w:tr>
-        <w:tc>
-          <w:tcPr>
-            <w:tcW w:w="2605" w:type="dxa"/>
-          </w:tcPr>
-          <w:p>
-            <w:pPr/>
-            <w:r>
-              <w:rPr>
-                <w:rFonts w:ascii="Times New Roman" w:hAnsi="Times New Roman" w:cs="Times New Roman"/>
-                <w:sz w:val="22"/>
-                <w:szCs w:val="22"/>
-              </w:rPr>
-              <w:t xml:space="preserve">Prompt:</w:t>
-            </w:r>
-          </w:p>
-        </w:tc>
-        <w:tc>
-          <w:tcPr>
-            <w:tcW w:w="6745" w:type="dxa"/>
-          </w:tcPr>
-          <w:p>
-            <w:pPr/>
-            <w:r>
-              <w:rPr>
-                <w:rFonts w:ascii="Times New Roman" w:hAnsi="Times New Roman" w:cs="Times New Roman"/>
-                <w:i/>
-                <w:sz w:val="22"/>
-                <w:szCs w:val="22"/>
-              </w:rPr>
-              <w:t xml:space="preserve">Replace the whole ‘Because ...’ clause with a phrase beginning ‘Owing to the rapid ...’.</w:t>
-            </w:r>
-          </w:p>
-        </w:tc>
-      </w:tr>
-      <w:tr>
-        <w:tc>
-          <w:tcPr>
-            <w:tcW w:w="2605" w:type="dxa"/>
-          </w:tcPr>
-          <w:p>
-            <w:pPr/>
-            <w:r>
-              <w:rPr>
-                <w:rFonts w:ascii="Times New Roman" w:hAnsi="Times New Roman" w:cs="Times New Roman"/>
-                <w:b/>
-                <w:sz w:val="22"/>
-                <w:szCs w:val="22"/>
-              </w:rPr>
-              <w:t xml:space="preserve">Teacher’s Answer:</w:t>
-            </w:r>
-          </w:p>
-        </w:tc>
-        <w:tc>
-          <w:tcPr>
-            <w:tcW w:w="6745" w:type="dxa"/>
-          </w:tcPr>
-          <w:p>
-            <w:pPr/>
-            <w:r>
-              <w:rPr>
-                <w:rFonts w:ascii="Times New Roman" w:hAnsi="Times New Roman" w:cs="Times New Roman"/>
-                <w:sz w:val="22"/>
-                <w:szCs w:val="22"/>
-              </w:rPr>
-              <w:t xml:space="preserve">Owing to the rapid development of technology, schools must update their computers and software constantly.</w:t>
-            </w:r>
-          </w:p>
-        </w:tc>
-      </w:tr>
-    </w:tbl>
-    <w:p>
-      <w:pPr>
-        <w:pStyle w:val="31"/>
-        <w:spacing w:line="360" w:lineRule="auto"/>
-      </w:pPr>
-      <w:r>
-        <w:rPr>
-          <w:rFonts w:ascii="Times New Roman" w:hAnsi="Times New Roman" w:cs="Times New Roman"/>
-          <w:b/>
-          <w:sz w:val="22"/>
-          <w:szCs w:val="22"/>
-        </w:rPr>
-        <w:t xml:space="preserve">Example Set 6 (Turn because / if clauses into noun phrases)</w:t>
+        <w:t xml:space="preserve">Example Set 6 (If-clause → noun phrase)</w:t>
       </w:r>
     </w:p>
     <w:tbl>
